--- a/ladeklar/docs/recht/pdf/TOM.docx
+++ b/ladeklar/docs/recht/pdf/TOM.docx
@@ -123,7 +123,7 @@
         <w:t xml:space="preserve"> </w:t>
       </w:r>
       <w:r>
-        <w:t xml:space="preserve">= geplant bis [Datum].</w:t>
+        <w:t xml:space="preserve">= geplant bis [Datum]. Zeilen, die die Software selbst betreffen, sind mit dem Code-Stand vom 17.10.2026 abgeglichen und bereits ausgefüllt (U = im Code vorhanden, G = im Code nicht vorhanden). Zeilen mit [U/G] betreffen Betrieb und Organisation und sind vom Anbieter auszufüllen.</w:t>
       </w:r>
     </w:p>
     <w:bookmarkEnd w:id="20"/>
@@ -323,7 +323,7 @@
               <w:jc w:val="left"/>
             </w:pPr>
             <w:r>
-              <w:t xml:space="preserve">Transportverschlüsselung aller Verbindungen mit TLS 1.2 oder höher, HSTS; unverschlüsselte Verbindungen werden umgeleitet</w:t>
+              <w:t xml:space="preserve">Transportverschlüsselung aller Verbindungen mit TLS 1.2 oder höher durch den vorgeschalteten Webserver; unverschlüsselte Verbindungen werden umgeleitet</w:t>
             </w:r>
           </w:p>
         </w:tc>
@@ -349,19 +349,75 @@
               <w:jc w:val="left"/>
             </w:pPr>
             <w:r>
-              <w:t xml:space="preserve">Passwörter von Admins und Disponenten werden mit scrypt und individuellem Salt gehasht (Parameter [N, r, p]); Klartext-Passwörter werden nicht gespeichert</w:t>
-            </w:r>
-          </w:p>
-        </w:tc>
-        <w:tc>
-          <w:tcPr/>
-          <w:p>
-            <w:pPr>
-              <w:pStyle w:val="Compact"/>
-              <w:jc w:val="left"/>
-            </w:pPr>
-            <w:r>
-              <w:t xml:space="preserve">[U/G]</w:t>
+              <w:t xml:space="preserve">HSTS-Header (</w:t>
+            </w:r>
+            <w:r>
+              <w:rPr>
+                <w:rStyle w:val="VerbatimChar"/>
+              </w:rPr>
+              <w:t xml:space="preserve">max-age=31536000; includeSubDomains</w:t>
+            </w:r>
+            <w:r>
+              <w:t xml:space="preserve">), sobald die Plattform mit einer</w:t>
+            </w:r>
+            <w:r>
+              <w:t xml:space="preserve"> </w:t>
+            </w:r>
+            <w:r>
+              <w:rPr>
+                <w:rStyle w:val="VerbatimChar"/>
+              </w:rPr>
+              <w:t xml:space="preserve">https://</w:t>
+            </w:r>
+            <w:r>
+              <w:t xml:space="preserve">-Adresse (</w:t>
+            </w:r>
+            <w:r>
+              <w:rPr>
+                <w:rStyle w:val="VerbatimChar"/>
+              </w:rPr>
+              <w:t xml:space="preserve">BASE_URL</w:t>
+            </w:r>
+            <w:r>
+              <w:t xml:space="preserve">) betrieben wird</w:t>
+            </w:r>
+          </w:p>
+        </w:tc>
+        <w:tc>
+          <w:tcPr/>
+          <w:p>
+            <w:pPr>
+              <w:pStyle w:val="Compact"/>
+              <w:jc w:val="left"/>
+            </w:pPr>
+            <w:r>
+              <w:t xml:space="preserve">U</w:t>
+            </w:r>
+          </w:p>
+        </w:tc>
+      </w:tr>
+      <w:tr>
+        <w:tc>
+          <w:tcPr/>
+          <w:p>
+            <w:pPr>
+              <w:pStyle w:val="Compact"/>
+              <w:jc w:val="left"/>
+            </w:pPr>
+            <w:r>
+              <w:t xml:space="preserve">Passwörter von Admins, Disponenten und Lizenzgeber werden mit scrypt und individuellem Salt (16 Byte) gehasht (Parameter N = 16384, r = 8, p = 1); Klartext-Passwörter werden nicht gespeichert; Mindestlänge 10 Zeichen</w:t>
+            </w:r>
+          </w:p>
+        </w:tc>
+        <w:tc>
+          <w:tcPr/>
+          <w:p>
+            <w:pPr>
+              <w:pStyle w:val="Compact"/>
+              <w:jc w:val="left"/>
+            </w:pPr>
+            <w:r>
+              <w:t xml:space="preserve">U</w:t>
             </w:r>
           </w:p>
         </w:tc>
@@ -387,73 +443,202 @@
               <w:jc w:val="left"/>
             </w:pPr>
             <w:r>
-              <w:t xml:space="preserve">[U/G]</w:t>
-            </w:r>
-          </w:p>
-        </w:tc>
-      </w:tr>
-      <w:tr>
-        <w:tc>
-          <w:tcPr/>
-          <w:p>
-            <w:pPr>
-              <w:pStyle w:val="Compact"/>
-              <w:jc w:val="left"/>
-            </w:pPr>
-            <w:r>
-              <w:t xml:space="preserve">Login-Sperre nach [5] Fehlversuchen für [15] Minuten je Zugang, zusätzlich Begrenzung je IP-Adresse; Protokollierung fehlgeschlagener Versuche</w:t>
-            </w:r>
-          </w:p>
-        </w:tc>
-        <w:tc>
-          <w:tcPr/>
-          <w:p>
-            <w:pPr>
-              <w:pStyle w:val="Compact"/>
-              <w:jc w:val="left"/>
-            </w:pPr>
-            <w:r>
-              <w:t xml:space="preserve">[U/G]</w:t>
-            </w:r>
-          </w:p>
-        </w:tc>
-      </w:tr>
-      <w:tr>
-        <w:tc>
-          <w:tcPr/>
-          <w:p>
-            <w:pPr>
-              <w:pStyle w:val="Compact"/>
-              <w:jc w:val="left"/>
-            </w:pPr>
-            <w:r>
-              <w:t xml:space="preserve">Sitzungs-Tokens mit mindestens 256 Bit Zufall; in der Datenbank nur als Hash (SHA-256) gespeichert</w:t>
-            </w:r>
-          </w:p>
-        </w:tc>
-        <w:tc>
-          <w:tcPr/>
-          <w:p>
-            <w:pPr>
-              <w:pStyle w:val="Compact"/>
-              <w:jc w:val="left"/>
-            </w:pPr>
-            <w:r>
-              <w:t xml:space="preserve">[U/G]</w:t>
-            </w:r>
-          </w:p>
-        </w:tc>
-      </w:tr>
-      <w:tr>
-        <w:tc>
-          <w:tcPr/>
-          <w:p>
-            <w:pPr>
-              <w:pStyle w:val="Compact"/>
-              <w:jc w:val="left"/>
-            </w:pPr>
-            <w:r>
-              <w:t xml:space="preserve">Sitzungs-Cookie mit den Attributen</w:t>
+              <w:t xml:space="preserve">U</w:t>
+            </w:r>
+          </w:p>
+        </w:tc>
+      </w:tr>
+      <w:tr>
+        <w:tc>
+          <w:tcPr/>
+          <w:p>
+            <w:pPr>
+              <w:pStyle w:val="Compact"/>
+              <w:jc w:val="left"/>
+            </w:pPr>
+            <w:r>
+              <w:t xml:space="preserve">Login-Sperre mit Steigerung je Zugang: nach 5 Fehlversuchen 15 Minuten, nach 10 eine Stunde, nach 15 und nach jeweils 5 weiteren 24 Stunden; erst eine erfolgreiche Anmeldung oder ein neuer PIN bzw. ein neues Passwort setzt den Zähler zurück; bei der ersten 24-Stunden-Sperre erhalten Admins und Disponenten des Kunden eine Mitteilung; gilt für Passwort, PIN und falsche Codes der Zwei-Faktor-Anmeldung</w:t>
+            </w:r>
+          </w:p>
+        </w:tc>
+        <w:tc>
+          <w:tcPr/>
+          <w:p>
+            <w:pPr>
+              <w:pStyle w:val="Compact"/>
+              <w:jc w:val="left"/>
+            </w:pPr>
+            <w:r>
+              <w:t xml:space="preserve">U</w:t>
+            </w:r>
+          </w:p>
+        </w:tc>
+      </w:tr>
+      <w:tr>
+        <w:tc>
+          <w:tcPr/>
+          <w:p>
+            <w:pPr>
+              <w:pStyle w:val="Compact"/>
+              <w:jc w:val="left"/>
+            </w:pPr>
+            <w:r>
+              <w:t xml:space="preserve">Anfragebegrenzung je IP-Adresse: höchstens 20 Anmeldeversuche je Minute (Büro, Fahrer und Einladungslink zusammen) und höchstens 60 Abrufe von Einladungsdaten je Minute; jeder Fehlversuch steht mit Zeitpunkt und IP-Adresse im Audit-Log</w:t>
+            </w:r>
+          </w:p>
+        </w:tc>
+        <w:tc>
+          <w:tcPr/>
+          <w:p>
+            <w:pPr>
+              <w:pStyle w:val="Compact"/>
+              <w:jc w:val="left"/>
+            </w:pPr>
+            <w:r>
+              <w:t xml:space="preserve">U</w:t>
+            </w:r>
+          </w:p>
+        </w:tc>
+      </w:tr>
+      <w:tr>
+        <w:tc>
+          <w:tcPr/>
+          <w:p>
+            <w:pPr>
+              <w:pStyle w:val="Compact"/>
+              <w:jc w:val="left"/>
+            </w:pPr>
+            <w:r>
+              <w:t xml:space="preserve">Bei unbekannter E-Mail-Adresse, Handynummer, unbekanntem Firmencode oder ungültigem Einladungslink prüft der Server trotzdem einen Hash, damit die Antwortzeit nicht verrät, ob es den Zugang gibt</w:t>
+            </w:r>
+          </w:p>
+        </w:tc>
+        <w:tc>
+          <w:tcPr/>
+          <w:p>
+            <w:pPr>
+              <w:pStyle w:val="Compact"/>
+              <w:jc w:val="left"/>
+            </w:pPr>
+            <w:r>
+              <w:t xml:space="preserve">U</w:t>
+            </w:r>
+          </w:p>
+        </w:tc>
+      </w:tr>
+      <w:tr>
+        <w:tc>
+          <w:tcPr/>
+          <w:p>
+            <w:pPr>
+              <w:pStyle w:val="Compact"/>
+              <w:jc w:val="left"/>
+            </w:pPr>
+            <w:r>
+              <w:t xml:space="preserve">Hinter einem Reverse Proxy ermittelt der Server die Adresse des Geräts aus</w:t>
+            </w:r>
+            <w:r>
+              <w:t xml:space="preserve"> </w:t>
+            </w:r>
+            <w:r>
+              <w:rPr>
+                <w:rStyle w:val="VerbatimChar"/>
+              </w:rPr>
+              <w:t xml:space="preserve">X-Forwarded-For</w:t>
+            </w:r>
+            <w:r>
+              <w:t xml:space="preserve">, gezählt von rechts (</w:t>
+            </w:r>
+            <w:r>
+              <w:rPr>
+                <w:rStyle w:val="VerbatimChar"/>
+              </w:rPr>
+              <w:t xml:space="preserve">TRUST_PROXY=1</w:t>
+            </w:r>
+            <w:r>
+              <w:t xml:space="preserve">,</w:t>
+            </w:r>
+            <w:r>
+              <w:t xml:space="preserve"> </w:t>
+            </w:r>
+            <w:r>
+              <w:rPr>
+                <w:rStyle w:val="VerbatimChar"/>
+              </w:rPr>
+              <w:t xml:space="preserve">TRUST_PROXY_HOPS</w:t>
+            </w:r>
+            <w:r>
+              <w:t xml:space="preserve"> </w:t>
+            </w:r>
+            <w:r>
+              <w:t xml:space="preserve">= Anzahl vertrauenswürdiger Proxys); vom Gerät selbst gesendete Einträge zählen nicht</w:t>
+            </w:r>
+          </w:p>
+        </w:tc>
+        <w:tc>
+          <w:tcPr/>
+          <w:p>
+            <w:pPr>
+              <w:pStyle w:val="Compact"/>
+              <w:jc w:val="left"/>
+            </w:pPr>
+            <w:r>
+              <w:t xml:space="preserve">U</w:t>
+            </w:r>
+          </w:p>
+        </w:tc>
+      </w:tr>
+      <w:tr>
+        <w:tc>
+          <w:tcPr/>
+          <w:p>
+            <w:pPr>
+              <w:pStyle w:val="Compact"/>
+              <w:jc w:val="left"/>
+            </w:pPr>
+            <w:r>
+              <w:t xml:space="preserve">Sitzungs-Tokens mit 256 Bit Zufall; in der Datenbank nur als Hash (SHA-256) gespeichert, zusammen mit Erstellungszeit, Ablaufzeit und Browser-Kennung (User-Agent, höchstens 160 Zeichen)</w:t>
+            </w:r>
+          </w:p>
+        </w:tc>
+        <w:tc>
+          <w:tcPr/>
+          <w:p>
+            <w:pPr>
+              <w:pStyle w:val="Compact"/>
+              <w:jc w:val="left"/>
+            </w:pPr>
+            <w:r>
+              <w:t xml:space="preserve">U</w:t>
+            </w:r>
+          </w:p>
+        </w:tc>
+      </w:tr>
+      <w:tr>
+        <w:tc>
+          <w:tcPr/>
+          <w:p>
+            <w:pPr>
+              <w:pStyle w:val="Compact"/>
+              <w:jc w:val="left"/>
+            </w:pPr>
+            <w:r>
+              <w:t xml:space="preserve">Sitzungs-Cookie</w:t>
+            </w:r>
+            <w:r>
+              <w:t xml:space="preserve"> </w:t>
+            </w:r>
+            <w:r>
+              <w:rPr>
+                <w:rStyle w:val="VerbatimChar"/>
+              </w:rPr>
+              <w:t xml:space="preserve">lk_sid</w:t>
+            </w:r>
+            <w:r>
+              <w:t xml:space="preserve"> </w:t>
+            </w:r>
+            <w:r>
+              <w:t xml:space="preserve">mit den Attributen</w:t>
             </w:r>
             <w:r>
               <w:t xml:space="preserve"> </w:t>
@@ -465,6 +650,21 @@
               <w:t xml:space="preserve">HttpOnly</w:t>
             </w:r>
             <w:r>
+              <w:t xml:space="preserve"> </w:t>
+            </w:r>
+            <w:r>
+              <w:t xml:space="preserve">und</w:t>
+            </w:r>
+            <w:r>
+              <w:t xml:space="preserve"> </w:t>
+            </w:r>
+            <w:r>
+              <w:rPr>
+                <w:rStyle w:val="VerbatimChar"/>
+              </w:rPr>
+              <w:t xml:space="preserve">SameSite=Lax</w:t>
+            </w:r>
+            <w:r>
               <w:t xml:space="preserve">,</w:t>
             </w:r>
             <w:r>
@@ -480,19 +680,146 @@
               <w:t xml:space="preserve"> </w:t>
             </w:r>
             <w:r>
-              <w:t xml:space="preserve">und</w:t>
-            </w:r>
-            <w:r>
-              <w:t xml:space="preserve"> </w:t>
+              <w:t xml:space="preserve">beim Betrieb über HTTPS; Laufzeit 90 Tage für Fahrer und 14 Tage für Büro-Zugänge und Lizenzgeber, jeweils ab der letzten Nutzung</w:t>
+            </w:r>
+          </w:p>
+        </w:tc>
+        <w:tc>
+          <w:tcPr/>
+          <w:p>
+            <w:pPr>
+              <w:pStyle w:val="Compact"/>
+              <w:jc w:val="left"/>
+            </w:pPr>
+            <w:r>
+              <w:t xml:space="preserve">U</w:t>
+            </w:r>
+          </w:p>
+        </w:tc>
+      </w:tr>
+      <w:tr>
+        <w:tc>
+          <w:tcPr/>
+          <w:p>
+            <w:pPr>
+              <w:pStyle w:val="Compact"/>
+              <w:jc w:val="left"/>
+            </w:pPr>
+            <w:r>
+              <w:t xml:space="preserve">Ende von Sitzungen: Abmelden beendet die Sitzung des Geräts. Eine Passwortänderung beendet alle anderen Sitzungen des Nutzers und alle seine Push-Abonnements; die App richtet Push auf dem aktuellen Gerät danach ohne Nachfrage neu ein. Neuer PIN bzw. neues Passwort durch Admin oder Lizenzgeber, Sperren und Löschen eines Zugangs, Löschen des Mandanten und das Zurücksetzen des Lizenzgeber-Passworts auf dem Server beenden sofort alle Sitzungen, Push-Abonnements und Live-Verbindungen der betroffenen Nutzer</w:t>
+            </w:r>
+          </w:p>
+        </w:tc>
+        <w:tc>
+          <w:tcPr/>
+          <w:p>
+            <w:pPr>
+              <w:pStyle w:val="Compact"/>
+              <w:jc w:val="left"/>
+            </w:pPr>
+            <w:r>
+              <w:t xml:space="preserve">U</w:t>
+            </w:r>
+          </w:p>
+        </w:tc>
+      </w:tr>
+      <w:tr>
+        <w:tc>
+          <w:tcPr/>
+          <w:p>
+            <w:pPr>
+              <w:pStyle w:val="Compact"/>
+              <w:jc w:val="left"/>
+            </w:pPr>
+            <w:r>
+              <w:t xml:space="preserve">Startpasswort (bei neuen Büro-Zugängen ohne selbst gesetztes Passwort, nach einem Passwort-Reset durch den Admin und nach einem Reset des Admins durch den Lizenzgeber): Bis zur Vergabe eines eigenen Passworts lehnt der Server alle Aktionen außer Passwortänderung, Profil und Mitteilungen ab; auch Dateien (außer Logo und App-Symbol), Live-Verbindung, Push-Anmeldung, Uploads und Exporte sind gesperrt</w:t>
+            </w:r>
+          </w:p>
+        </w:tc>
+        <w:tc>
+          <w:tcPr/>
+          <w:p>
+            <w:pPr>
+              <w:pStyle w:val="Compact"/>
+              <w:jc w:val="left"/>
+            </w:pPr>
+            <w:r>
+              <w:t xml:space="preserve">U</w:t>
+            </w:r>
+          </w:p>
+        </w:tc>
+      </w:tr>
+      <w:tr>
+        <w:tc>
+          <w:tcPr/>
+          <w:p>
+            <w:pPr>
+              <w:pStyle w:val="Compact"/>
+              <w:jc w:val="left"/>
+            </w:pPr>
+            <w:r>
+              <w:t xml:space="preserve">Einladungslinks für Fahrer (</w:t>
             </w:r>
             <w:r>
               <w:rPr>
                 <w:rStyle w:val="VerbatimChar"/>
               </w:rPr>
-              <w:t xml:space="preserve">SameSite=[Lax/Strict]</w:t>
-            </w:r>
-            <w:r>
-              <w:t xml:space="preserve">; Laufzeit höchstens 90 Tage; Abmelden und PIN-Reset beenden alle Sitzungen des Nutzers</w:t>
+              <w:t xml:space="preserve">/i/&lt;Token&gt;</w:t>
+            </w:r>
+            <w:r>
+              <w:t xml:space="preserve">): zufälliges Token mit 144 Bit, einmal verwendbar, 14 Tage gültig, zusätzlich mit PIN; die Anmeldung löscht das Token; ein neuer PIN erzeugt ein neues Token; für gesperrte und gelöschte Fahrer und gekündigte Mandanten ungültig</w:t>
+            </w:r>
+          </w:p>
+        </w:tc>
+        <w:tc>
+          <w:tcPr/>
+          <w:p>
+            <w:pPr>
+              <w:pStyle w:val="Compact"/>
+              <w:jc w:val="left"/>
+            </w:pPr>
+            <w:r>
+              <w:t xml:space="preserve">U</w:t>
+            </w:r>
+          </w:p>
+        </w:tc>
+      </w:tr>
+      <w:tr>
+        <w:tc>
+          <w:tcPr/>
+          <w:p>
+            <w:pPr>
+              <w:pStyle w:val="Compact"/>
+              <w:jc w:val="left"/>
+            </w:pPr>
+            <w:r>
+              <w:t xml:space="preserve">API-Schlüssel (Premium): in der Datenbank nur als Hash (SHA-256) gespeichert; der Schlüssel wird nur einmal bei der Erzeugung angezeigt, danach nur die letzten 4 Zeichen; durch Neuerzeugung widerrufbar (der alte Schlüssel wird ungültig) und abschaltbar; gilt nur bei aktiver Lizenz bzw. in der Testphase; höchstens 600 Anfragen je Minute und Mandant</w:t>
+            </w:r>
+          </w:p>
+        </w:tc>
+        <w:tc>
+          <w:tcPr/>
+          <w:p>
+            <w:pPr>
+              <w:pStyle w:val="Compact"/>
+              <w:jc w:val="left"/>
+            </w:pPr>
+            <w:r>
+              <w:t xml:space="preserve">U</w:t>
+            </w:r>
+          </w:p>
+        </w:tc>
+      </w:tr>
+      <w:tr>
+        <w:tc>
+          <w:tcPr/>
+          <w:p>
+            <w:pPr>
+              <w:pStyle w:val="Compact"/>
+              <w:jc w:val="left"/>
+            </w:pPr>
+            <w:r>
+              <w:t xml:space="preserve">Server-Administration nur über SSH mit Schlüssel, ohne Passwort-Anmeldung; Zugang für [Anzahl] namentlich benannte Personen; Protokollierung</w:t>
             </w:r>
           </w:p>
         </w:tc>
@@ -518,7 +845,94 @@
               <w:jc w:val="left"/>
             </w:pPr>
             <w:r>
-              <w:t xml:space="preserve">Startpasswort für Admins muss bei der ersten Anmeldung geändert werden</w:t>
+              <w:t xml:space="preserve">Zwei-Faktor-Anmeldung (TOTP nach RFC 6238: 6 Stellen, 30 Sekunden, ±1 Zeitschritt; jeder Code nur einmal gültig) als Option für Lizenzgeber, Admins und Disponenten; ein falscher Code zählt als Fehlversuch; Ausschalten nur mit dem Passwort; die Lizenzgeber-Konsole zeigt einen Warnhinweis, solange sie aus ist</w:t>
+            </w:r>
+          </w:p>
+        </w:tc>
+        <w:tc>
+          <w:tcPr/>
+          <w:p>
+            <w:pPr>
+              <w:pStyle w:val="Compact"/>
+              <w:jc w:val="left"/>
+            </w:pPr>
+            <w:r>
+              <w:t xml:space="preserve">U</w:t>
+            </w:r>
+          </w:p>
+        </w:tc>
+      </w:tr>
+      <w:tr>
+        <w:tc>
+          <w:tcPr/>
+          <w:p>
+            <w:pPr>
+              <w:pStyle w:val="Compact"/>
+              <w:jc w:val="left"/>
+            </w:pPr>
+            <w:r>
+              <w:t xml:space="preserve">Wiederherstellung bei verlorenem Handy: Ein neues Passwort durch den Admin (für Disponenten) bzw. durch den Lizenzgeber (für den Admin) schaltet die Zwei-Faktor-Anmeldung aus; für den Lizenzgeber selbst nur auf dem Server mit</w:t>
+            </w:r>
+            <w:r>
+              <w:t xml:space="preserve"> </w:t>
+            </w:r>
+            <w:r>
+              <w:rPr>
+                <w:rStyle w:val="VerbatimChar"/>
+              </w:rPr>
+              <w:t xml:space="preserve">node server/index.js reset-platform-password</w:t>
+            </w:r>
+          </w:p>
+        </w:tc>
+        <w:tc>
+          <w:tcPr/>
+          <w:p>
+            <w:pPr>
+              <w:pStyle w:val="Compact"/>
+              <w:jc w:val="left"/>
+            </w:pPr>
+            <w:r>
+              <w:t xml:space="preserve">U</w:t>
+            </w:r>
+          </w:p>
+        </w:tc>
+      </w:tr>
+      <w:tr>
+        <w:tc>
+          <w:tcPr/>
+          <w:p>
+            <w:pPr>
+              <w:pStyle w:val="Compact"/>
+              <w:jc w:val="left"/>
+            </w:pPr>
+            <w:r>
+              <w:t xml:space="preserve">Zwei-Faktor-Anmeldung als Pflicht für einen Mandanten oder die Lizenzgeber-Konsole; geheimer Schlüssel der Zwei-Faktor-Anmeldung verschlüsselt speichern (derzeit unverschlüsselt in der Datenbank)</w:t>
+            </w:r>
+          </w:p>
+        </w:tc>
+        <w:tc>
+          <w:tcPr/>
+          <w:p>
+            <w:pPr>
+              <w:pStyle w:val="Compact"/>
+              <w:jc w:val="left"/>
+            </w:pPr>
+            <w:r>
+              <w:t xml:space="preserve">G</w:t>
+            </w:r>
+          </w:p>
+        </w:tc>
+      </w:tr>
+      <w:tr>
+        <w:tc>
+          <w:tcPr/>
+          <w:p>
+            <w:pPr>
+              <w:pStyle w:val="Compact"/>
+              <w:jc w:val="left"/>
+            </w:pPr>
+            <w:r>
+              <w:t xml:space="preserve">Zwei-Faktor-Authentifizierung für die Konten beim Hosting-Anbieter</w:t>
             </w:r>
           </w:p>
         </w:tc>
@@ -531,136 +945,6 @@
             </w:pPr>
             <w:r>
               <w:t xml:space="preserve">[U/G]</w:t>
-            </w:r>
-          </w:p>
-        </w:tc>
-      </w:tr>
-      <w:tr>
-        <w:tc>
-          <w:tcPr/>
-          <w:p>
-            <w:pPr>
-              <w:pStyle w:val="Compact"/>
-              <w:jc w:val="left"/>
-            </w:pPr>
-            <w:r>
-              <w:t xml:space="preserve">Einladungslinks für Fahrer sind [einmalig verwendbar und [72] Stunden gültig] und erfordern zusätzlich die PIN</w:t>
-            </w:r>
-          </w:p>
-        </w:tc>
-        <w:tc>
-          <w:tcPr/>
-          <w:p>
-            <w:pPr>
-              <w:pStyle w:val="Compact"/>
-              <w:jc w:val="left"/>
-            </w:pPr>
-            <w:r>
-              <w:t xml:space="preserve">[U/G]</w:t>
-            </w:r>
-          </w:p>
-        </w:tc>
-      </w:tr>
-      <w:tr>
-        <w:tc>
-          <w:tcPr/>
-          <w:p>
-            <w:pPr>
-              <w:pStyle w:val="Compact"/>
-              <w:jc w:val="left"/>
-            </w:pPr>
-            <w:r>
-              <w:t xml:space="preserve">API-Schlüssel (Premium) werden nur als Hash gespeichert, sind je Mandant widerrufbar und unterliegen einer Anfragebegrenzung</w:t>
-            </w:r>
-          </w:p>
-        </w:tc>
-        <w:tc>
-          <w:tcPr/>
-          <w:p>
-            <w:pPr>
-              <w:pStyle w:val="Compact"/>
-              <w:jc w:val="left"/>
-            </w:pPr>
-            <w:r>
-              <w:t xml:space="preserve">[U/G]</w:t>
-            </w:r>
-          </w:p>
-        </w:tc>
-      </w:tr>
-      <w:tr>
-        <w:tc>
-          <w:tcPr/>
-          <w:p>
-            <w:pPr>
-              <w:pStyle w:val="Compact"/>
-              <w:jc w:val="left"/>
-            </w:pPr>
-            <w:r>
-              <w:t xml:space="preserve">Server-Administration nur über SSH mit Schlüssel, ohne Passwort-Anmeldung; Zugang für [Anzahl] namentlich benannte Personen; Protokollierung</w:t>
-            </w:r>
-          </w:p>
-        </w:tc>
-        <w:tc>
-          <w:tcPr/>
-          <w:p>
-            <w:pPr>
-              <w:pStyle w:val="Compact"/>
-              <w:jc w:val="left"/>
-            </w:pPr>
-            <w:r>
-              <w:t xml:space="preserve">[U/G]</w:t>
-            </w:r>
-          </w:p>
-        </w:tc>
-      </w:tr>
-      <w:tr>
-        <w:tc>
-          <w:tcPr/>
-          <w:p>
-            <w:pPr>
-              <w:pStyle w:val="Compact"/>
-              <w:jc w:val="left"/>
-            </w:pPr>
-            <w:r>
-              <w:t xml:space="preserve">Zwei-Faktor-Authentifizierung für die Plattform-Konsole des Anbieters, den Support-Modus und die Konten beim Hosting-Anbieter</w:t>
-            </w:r>
-          </w:p>
-        </w:tc>
-        <w:tc>
-          <w:tcPr/>
-          <w:p>
-            <w:pPr>
-              <w:pStyle w:val="Compact"/>
-              <w:jc w:val="left"/>
-            </w:pPr>
-            <w:r>
-              <w:t xml:space="preserve">[U/G]</w:t>
-            </w:r>
-          </w:p>
-        </w:tc>
-      </w:tr>
-      <w:tr>
-        <w:tc>
-          <w:tcPr/>
-          <w:p>
-            <w:pPr>
-              <w:pStyle w:val="Compact"/>
-              <w:jc w:val="left"/>
-            </w:pPr>
-            <w:r>
-              <w:t xml:space="preserve">Zwei-Faktor-Authentifizierung als Option für Admins der Kunden</w:t>
-            </w:r>
-          </w:p>
-        </w:tc>
-        <w:tc>
-          <w:tcPr/>
-          <w:p>
-            <w:pPr>
-              <w:pStyle w:val="Compact"/>
-              <w:jc w:val="left"/>
-            </w:pPr>
-            <w:r>
-              <w:t xml:space="preserve">[G]</w:t>
             </w:r>
           </w:p>
         </w:tc>
@@ -725,19 +1009,45 @@
               <w:jc w:val="left"/>
             </w:pPr>
             <w:r>
-              <w:t xml:space="preserve">Rollenmodell (Anbieter, Admin, Disponent, Fahrer) mit festgelegten Rechten; Fahrer sehen nur eigene und freigegebene Lieferungen</w:t>
-            </w:r>
-          </w:p>
-        </w:tc>
-        <w:tc>
-          <w:tcPr/>
-          <w:p>
-            <w:pPr>
-              <w:pStyle w:val="Compact"/>
-              <w:jc w:val="left"/>
-            </w:pPr>
-            <w:r>
-              <w:t xml:space="preserve">[U/G]</w:t>
+              <w:t xml:space="preserve">Rollenmodell (Lizenzgeber, Admin, Disponent, Fahrer) mit festgelegten Rechten; Fahrer sehen nur eigene Lieferungen und – nur wenn „Fahrer dürfen offene Aufträge übernehmen“ eingeschaltet ist – offene Aufträge, die für alle freigegeben sind</w:t>
+            </w:r>
+          </w:p>
+        </w:tc>
+        <w:tc>
+          <w:tcPr/>
+          <w:p>
+            <w:pPr>
+              <w:pStyle w:val="Compact"/>
+              <w:jc w:val="left"/>
+            </w:pPr>
+            <w:r>
+              <w:t xml:space="preserve">U</w:t>
+            </w:r>
+          </w:p>
+        </w:tc>
+      </w:tr>
+      <w:tr>
+        <w:tc>
+          <w:tcPr/>
+          <w:p>
+            <w:pPr>
+              <w:pStyle w:val="Compact"/>
+              <w:jc w:val="left"/>
+            </w:pPr>
+            <w:r>
+              <w:t xml:space="preserve">Vollständiger Datenexport, Protokoll, Löschen von Personen, Einstellungen, Branding und Büro-Zugänge nur für Admins; Disponenten verwalten Lieferungen, Fahrer und Fahrzeuge</w:t>
+            </w:r>
+          </w:p>
+        </w:tc>
+        <w:tc>
+          <w:tcPr/>
+          <w:p>
+            <w:pPr>
+              <w:pStyle w:val="Compact"/>
+              <w:jc w:val="left"/>
+            </w:pPr>
+            <w:r>
+              <w:t xml:space="preserve">U</w:t>
             </w:r>
           </w:p>
         </w:tc>
@@ -787,6 +1097,58 @@
               <w:jc w:val="left"/>
             </w:pPr>
             <w:r>
+              <w:t xml:space="preserve">U</w:t>
+            </w:r>
+          </w:p>
+        </w:tc>
+      </w:tr>
+      <w:tr>
+        <w:tc>
+          <w:tcPr/>
+          <w:p>
+            <w:pPr>
+              <w:pStyle w:val="Compact"/>
+              <w:jc w:val="left"/>
+            </w:pPr>
+            <w:r>
+              <w:t xml:space="preserve">Automatisierte Tests stellen sicher, dass ein Mandant keine Daten eines anderen Mandanten lesen oder ändern kann und dass Rollen keine fremden Rechte erhalten</w:t>
+            </w:r>
+          </w:p>
+        </w:tc>
+        <w:tc>
+          <w:tcPr/>
+          <w:p>
+            <w:pPr>
+              <w:pStyle w:val="Compact"/>
+              <w:jc w:val="left"/>
+            </w:pPr>
+            <w:r>
+              <w:t xml:space="preserve">U</w:t>
+            </w:r>
+          </w:p>
+        </w:tc>
+      </w:tr>
+      <w:tr>
+        <w:tc>
+          <w:tcPr/>
+          <w:p>
+            <w:pPr>
+              <w:pStyle w:val="Compact"/>
+              <w:jc w:val="left"/>
+            </w:pPr>
+            <w:r>
+              <w:t xml:space="preserve">Die Tests laufen vor jeder Auslieferung</w:t>
+            </w:r>
+          </w:p>
+        </w:tc>
+        <w:tc>
+          <w:tcPr/>
+          <w:p>
+            <w:pPr>
+              <w:pStyle w:val="Compact"/>
+              <w:jc w:val="left"/>
+            </w:pPr>
+            <w:r>
               <w:t xml:space="preserve">[U/G]</w:t>
             </w:r>
           </w:p>
@@ -801,123 +1163,253 @@
               <w:jc w:val="left"/>
             </w:pPr>
             <w:r>
-              <w:t xml:space="preserve">Automatisierte Tests stellen sicher, dass ein Mandant keine Daten eines anderen Mandanten lesen oder ändern kann und dass Rollen keine fremden Rechte erhalten; Tests laufen vor jeder Auslieferung</w:t>
-            </w:r>
-          </w:p>
-        </w:tc>
-        <w:tc>
-          <w:tcPr/>
-          <w:p>
-            <w:pPr>
-              <w:pStyle w:val="Compact"/>
-              <w:jc w:val="left"/>
-            </w:pPr>
-            <w:r>
-              <w:t xml:space="preserve">[U/G]</w:t>
-            </w:r>
-          </w:p>
-        </w:tc>
-      </w:tr>
-      <w:tr>
-        <w:tc>
-          <w:tcPr/>
-          <w:p>
-            <w:pPr>
-              <w:pStyle w:val="Compact"/>
-              <w:jc w:val="left"/>
-            </w:pPr>
-            <w:r>
-              <w:t xml:space="preserve">Plattform-Konsole des Anbieters ohne Zugriff auf Auftragsdaten (nur Kennzahlen und Abrechnung)</w:t>
-            </w:r>
-          </w:p>
-        </w:tc>
-        <w:tc>
-          <w:tcPr/>
-          <w:p>
-            <w:pPr>
-              <w:pStyle w:val="Compact"/>
-              <w:jc w:val="left"/>
-            </w:pPr>
-            <w:r>
-              <w:t xml:space="preserve">[U/G]</w:t>
-            </w:r>
-          </w:p>
-        </w:tc>
-      </w:tr>
-      <w:tr>
-        <w:tc>
-          <w:tcPr/>
-          <w:p>
-            <w:pPr>
-              <w:pStyle w:val="Compact"/>
-              <w:jc w:val="left"/>
-            </w:pPr>
-            <w:r>
-              <w:t xml:space="preserve">Support-Zugriff nur nach Freigabe durch den Admin des Kunden, zeitlich begrenzt, nur lesend, protokolliert (AVV Anlage 4)</w:t>
-            </w:r>
-          </w:p>
-        </w:tc>
-        <w:tc>
-          <w:tcPr/>
-          <w:p>
-            <w:pPr>
-              <w:pStyle w:val="Compact"/>
-              <w:jc w:val="left"/>
-            </w:pPr>
-            <w:r>
-              <w:t xml:space="preserve">[U/G]</w:t>
-            </w:r>
-          </w:p>
-        </w:tc>
-      </w:tr>
-      <w:tr>
-        <w:tc>
-          <w:tcPr/>
-          <w:p>
-            <w:pPr>
-              <w:pStyle w:val="Compact"/>
-              <w:jc w:val="left"/>
-            </w:pPr>
-            <w:r>
-              <w:t xml:space="preserve">Dateien (Fotos, Dokumente, Unterschriften) werden nur nach Prüfung von Sitzung, Mandant und Rolle ausgeliefert; keine öffentlich erratbaren Datei-URLs</w:t>
-            </w:r>
-          </w:p>
-        </w:tc>
-        <w:tc>
-          <w:tcPr/>
-          <w:p>
-            <w:pPr>
-              <w:pStyle w:val="Compact"/>
-              <w:jc w:val="left"/>
-            </w:pPr>
-            <w:r>
-              <w:t xml:space="preserve">[U/G]</w:t>
-            </w:r>
-          </w:p>
-        </w:tc>
-      </w:tr>
-      <w:tr>
-        <w:tc>
-          <w:tcPr/>
-          <w:p>
-            <w:pPr>
-              <w:pStyle w:val="Compact"/>
-              <w:jc w:val="left"/>
-            </w:pPr>
-            <w:r>
-              <w:t xml:space="preserve">Live-Ereignisse (Server-Sent Events) und Push-Benachrichtigungen werden nur an berechtigte Nutzer desselben Mandanten zugestellt</w:t>
-            </w:r>
-          </w:p>
-        </w:tc>
-        <w:tc>
-          <w:tcPr/>
-          <w:p>
-            <w:pPr>
-              <w:pStyle w:val="Compact"/>
-              <w:jc w:val="left"/>
-            </w:pPr>
-            <w:r>
-              <w:t xml:space="preserve">[U/G]</w:t>
+              <w:t xml:space="preserve">Lizenzgeber-Konsole ohne Zugriff auf Auftragsdaten (nur Kennzahlen, Firmen- und Lizenzdaten, Abrechnung); es gibt nur einen Lizenzgeber-Zugang</w:t>
+            </w:r>
+          </w:p>
+        </w:tc>
+        <w:tc>
+          <w:tcPr/>
+          <w:p>
+            <w:pPr>
+              <w:pStyle w:val="Compact"/>
+              <w:jc w:val="left"/>
+            </w:pPr>
+            <w:r>
+              <w:t xml:space="preserve">U</w:t>
+            </w:r>
+          </w:p>
+        </w:tc>
+      </w:tr>
+      <w:tr>
+        <w:tc>
+          <w:tcPr/>
+          <w:p>
+            <w:pPr>
+              <w:pStyle w:val="Compact"/>
+              <w:jc w:val="left"/>
+            </w:pPr>
+            <w:r>
+              <w:t xml:space="preserve">Setzt der Lizenzgeber das Passwort eines Kunden-Admins zurück (Support-Fall „Admin ausgesperrt“), steht der Vorgang im Protokoll des Kunden, alle Sitzungen dieses Admins enden, und das Einmalpasswort muss bei der nächsten Anmeldung ersetzt werden</w:t>
+            </w:r>
+          </w:p>
+        </w:tc>
+        <w:tc>
+          <w:tcPr/>
+          <w:p>
+            <w:pPr>
+              <w:pStyle w:val="Compact"/>
+              <w:jc w:val="left"/>
+            </w:pPr>
+            <w:r>
+              <w:t xml:space="preserve">U</w:t>
+            </w:r>
+          </w:p>
+        </w:tc>
+      </w:tr>
+      <w:tr>
+        <w:tc>
+          <w:tcPr/>
+          <w:p>
+            <w:pPr>
+              <w:pStyle w:val="Compact"/>
+              <w:jc w:val="left"/>
+            </w:pPr>
+            <w:r>
+              <w:t xml:space="preserve">Freigabe des Support-Zugriffs durch den Admin des Kunden für 24 Stunden, vorzeitig beendbar, Freigabe und Ende im Audit-Log</w:t>
+            </w:r>
+          </w:p>
+        </w:tc>
+        <w:tc>
+          <w:tcPr/>
+          <w:p>
+            <w:pPr>
+              <w:pStyle w:val="Compact"/>
+              <w:jc w:val="left"/>
+            </w:pPr>
+            <w:r>
+              <w:t xml:space="preserve">U</w:t>
+            </w:r>
+          </w:p>
+        </w:tc>
+      </w:tr>
+      <w:tr>
+        <w:tc>
+          <w:tcPr/>
+          <w:p>
+            <w:pPr>
+              <w:pStyle w:val="Compact"/>
+              <w:jc w:val="left"/>
+            </w:pPr>
+            <w:r>
+              <w:t xml:space="preserve">Support-Modus mit nur lesendem Zugriff für benannte Mitarbeiter des Anbieters (AVV Anlage 4) – derzeit nicht vorhanden; die Freigabe eröffnet keinen technischen Zugriff</w:t>
+            </w:r>
+          </w:p>
+        </w:tc>
+        <w:tc>
+          <w:tcPr/>
+          <w:p>
+            <w:pPr>
+              <w:pStyle w:val="Compact"/>
+              <w:jc w:val="left"/>
+            </w:pPr>
+            <w:r>
+              <w:t xml:space="preserve">G</w:t>
+            </w:r>
+          </w:p>
+        </w:tc>
+      </w:tr>
+      <w:tr>
+        <w:tc>
+          <w:tcPr/>
+          <w:p>
+            <w:pPr>
+              <w:pStyle w:val="Compact"/>
+              <w:jc w:val="left"/>
+            </w:pPr>
+            <w:r>
+              <w:t xml:space="preserve">Dateien (Fotos, Dokumente, Unterschriften) werden nur nach Prüfung von Sitzung, Mandant und Rolle ausgeliefert, Fahrer erhalten nur Dateien eigener Lieferungen; Datei-Kennungen sind zufällig (96 Bit); öffentlich abrufbar sind nur Logo und App-Symbol (Anmeldeseite, Startbildschirm)</w:t>
+            </w:r>
+          </w:p>
+        </w:tc>
+        <w:tc>
+          <w:tcPr/>
+          <w:p>
+            <w:pPr>
+              <w:pStyle w:val="Compact"/>
+              <w:jc w:val="left"/>
+            </w:pPr>
+            <w:r>
+              <w:t xml:space="preserve">U</w:t>
+            </w:r>
+          </w:p>
+        </w:tc>
+      </w:tr>
+      <w:tr>
+        <w:tc>
+          <w:tcPr/>
+          <w:p>
+            <w:pPr>
+              <w:pStyle w:val="Compact"/>
+              <w:jc w:val="left"/>
+            </w:pPr>
+            <w:r>
+              <w:t xml:space="preserve">Live-Ereignisse (Server-Sent Events) und Push-Benachrichtigungen werden nur an berechtigte Nutzer desselben Mandanten zugestellt; Fahrer erhalten nur Ereignisse zu eigenen und zu offenen, für alle freigegebenen Aufträgen. Die Lizenzgeber-Konsole erhält zu jeder Änderung nur die Art und die Kennung des Datensatzes, keine Inhalte</w:t>
+            </w:r>
+          </w:p>
+        </w:tc>
+        <w:tc>
+          <w:tcPr/>
+          <w:p>
+            <w:pPr>
+              <w:pStyle w:val="Compact"/>
+              <w:jc w:val="left"/>
+            </w:pPr>
+            <w:r>
+              <w:t xml:space="preserve">U</w:t>
+            </w:r>
+          </w:p>
+        </w:tc>
+      </w:tr>
+      <w:tr>
+        <w:tc>
+          <w:tcPr/>
+          <w:p>
+            <w:pPr>
+              <w:pStyle w:val="Compact"/>
+              <w:jc w:val="left"/>
+            </w:pPr>
+            <w:r>
+              <w:t xml:space="preserve">Vor jedem Live-Ereignis und alle 25 Sekunden prüft der Server Sitzung, Zugang und Lizenz erneut und beendet die Verbindung, wenn eines davon nicht mehr gilt</w:t>
+            </w:r>
+          </w:p>
+        </w:tc>
+        <w:tc>
+          <w:tcPr/>
+          <w:p>
+            <w:pPr>
+              <w:pStyle w:val="Compact"/>
+              <w:jc w:val="left"/>
+            </w:pPr>
+            <w:r>
+              <w:t xml:space="preserve">U</w:t>
+            </w:r>
+          </w:p>
+        </w:tc>
+      </w:tr>
+      <w:tr>
+        <w:tc>
+          <w:tcPr/>
+          <w:p>
+            <w:pPr>
+              <w:pStyle w:val="Compact"/>
+              <w:jc w:val="left"/>
+            </w:pPr>
+            <w:r>
+              <w:t xml:space="preserve">Nach der Kündigung (Status „Gekündigt“) kann sich nur noch der Admin anmelden; bestehende Sitzungen von Disponenten und Fahrern enden mit der nächsten Anfrage</w:t>
+            </w:r>
+          </w:p>
+        </w:tc>
+        <w:tc>
+          <w:tcPr/>
+          <w:p>
+            <w:pPr>
+              <w:pStyle w:val="Compact"/>
+              <w:jc w:val="left"/>
+            </w:pPr>
+            <w:r>
+              <w:t xml:space="preserve">U</w:t>
+            </w:r>
+          </w:p>
+        </w:tc>
+      </w:tr>
+      <w:tr>
+        <w:tc>
+          <w:tcPr/>
+          <w:p>
+            <w:pPr>
+              <w:pStyle w:val="Compact"/>
+              <w:jc w:val="left"/>
+            </w:pPr>
+            <w:r>
+              <w:t xml:space="preserve">Bei Sperre oder Ablauf des Mandanten enden bestehende Sitzungen der Fahrer mit der nächsten Anfrage, neue Anmeldungen von Fahrern werden abgewiesen; Admins und Disponenten behalten nur Lesezugriff; die REST-API ist gesperrt</w:t>
+            </w:r>
+          </w:p>
+        </w:tc>
+        <w:tc>
+          <w:tcPr/>
+          <w:p>
+            <w:pPr>
+              <w:pStyle w:val="Compact"/>
+              <w:jc w:val="left"/>
+            </w:pPr>
+            <w:r>
+              <w:t xml:space="preserve">U</w:t>
+            </w:r>
+          </w:p>
+        </w:tc>
+      </w:tr>
+      <w:tr>
+        <w:tc>
+          <w:tcPr/>
+          <w:p>
+            <w:pPr>
+              <w:pStyle w:val="Compact"/>
+              <w:jc w:val="left"/>
+            </w:pPr>
+            <w:r>
+              <w:t xml:space="preserve">Die E-Mail-Adresse eines Büro- oder Lizenzgeber-Zugangs ist plattformweit eindeutig; E-Mail-Adressen von Fahrern sind nur Kontaktangaben und spielen bei keiner Anmeldung eine Rolle</w:t>
+            </w:r>
+          </w:p>
+        </w:tc>
+        <w:tc>
+          <w:tcPr/>
+          <w:p>
+            <w:pPr>
+              <w:pStyle w:val="Compact"/>
+              <w:jc w:val="left"/>
+            </w:pPr>
+            <w:r>
+              <w:t xml:space="preserve">U</w:t>
             </w:r>
           </w:p>
         </w:tc>
@@ -997,7 +1489,33 @@
               <w:t xml:space="preserve"> </w:t>
             </w:r>
             <w:r>
-              <w:t xml:space="preserve">in allen Tabellen, erzwungen im Anwendungskern (siehe 2.3)</w:t>
+              <w:t xml:space="preserve">in allen Datensätzen, erzwungen im Anwendungskern (siehe 2.3); Dateien je Mandant in einem eigenen Verzeichnis</w:t>
+            </w:r>
+          </w:p>
+        </w:tc>
+        <w:tc>
+          <w:tcPr/>
+          <w:p>
+            <w:pPr>
+              <w:pStyle w:val="Compact"/>
+              <w:jc w:val="left"/>
+            </w:pPr>
+            <w:r>
+              <w:t xml:space="preserve">U</w:t>
+            </w:r>
+          </w:p>
+        </w:tc>
+      </w:tr>
+      <w:tr>
+        <w:tc>
+          <w:tcPr/>
+          <w:p>
+            <w:pPr>
+              <w:pStyle w:val="Compact"/>
+              <w:jc w:val="left"/>
+            </w:pPr>
+            <w:r>
+              <w:t xml:space="preserve">Getrennte Umgebungen für Entwicklung, Test und Produktion; in Entwicklung und Test keine Echtdaten der Kunden</w:t>
             </w:r>
           </w:p>
         </w:tc>
@@ -1023,45 +1541,19 @@
               <w:jc w:val="left"/>
             </w:pPr>
             <w:r>
-              <w:t xml:space="preserve">Getrennte Umgebungen für Entwicklung, Test und Produktion; in Entwicklung und Test keine Echtdaten der Kunden</w:t>
-            </w:r>
-          </w:p>
-        </w:tc>
-        <w:tc>
-          <w:tcPr/>
-          <w:p>
-            <w:pPr>
-              <w:pStyle w:val="Compact"/>
-              <w:jc w:val="left"/>
-            </w:pPr>
-            <w:r>
-              <w:t xml:space="preserve">[U/G]</w:t>
-            </w:r>
-          </w:p>
-        </w:tc>
-      </w:tr>
-      <w:tr>
-        <w:tc>
-          <w:tcPr/>
-          <w:p>
-            <w:pPr>
-              <w:pStyle w:val="Compact"/>
-              <w:jc w:val="left"/>
-            </w:pPr>
-            <w:r>
-              <w:t xml:space="preserve">Online-Demo arbeitet mit lokaler Engine und erfundenen Demodaten, getrennt vom Produktivsystem</w:t>
-            </w:r>
-          </w:p>
-        </w:tc>
-        <w:tc>
-          <w:tcPr/>
-          <w:p>
-            <w:pPr>
-              <w:pStyle w:val="Compact"/>
-              <w:jc w:val="left"/>
-            </w:pPr>
-            <w:r>
-              <w:t xml:space="preserve">[U/G]</w:t>
+              <w:t xml:space="preserve">Online-Demo arbeitet mit lokaler Engine und erfundenen Demodaten im Browser, getrennt vom Produktivsystem</w:t>
+            </w:r>
+          </w:p>
+        </w:tc>
+        <w:tc>
+          <w:tcPr/>
+          <w:p>
+            <w:pPr>
+              <w:pStyle w:val="Compact"/>
+              <w:jc w:val="left"/>
+            </w:pPr>
+            <w:r>
+              <w:t xml:space="preserve">U</w:t>
             </w:r>
           </w:p>
         </w:tc>
@@ -1126,7 +1618,163 @@
               <w:jc w:val="left"/>
             </w:pPr>
             <w:r>
-              <w:t xml:space="preserve">Keine Dauerortung; Standort nur im Moment eines Statuswechsels, nur wenn vom Kunden eingeschaltet und vom Fahrer im Gerät freigegeben</w:t>
+              <w:t xml:space="preserve">Keine Dauerortung; Standort nur beim Tippen auf einen Statusschritt oder beim Melden eines Problems, nur wenn vom Kunden eingeschaltet („Standort beim Statuswechsel“, Voreinstellung aus), vom Fahrer in der App zugestimmt und im Gerät freigegeben; der Server prüft Einstellung und Zustimmung bei jeder Meldung und rundet die Koordinaten auf 5 Nachkommastellen</w:t>
+            </w:r>
+          </w:p>
+        </w:tc>
+        <w:tc>
+          <w:tcPr/>
+          <w:p>
+            <w:pPr>
+              <w:pStyle w:val="Compact"/>
+              <w:jc w:val="left"/>
+            </w:pPr>
+            <w:r>
+              <w:t xml:space="preserve">U</w:t>
+            </w:r>
+          </w:p>
+        </w:tc>
+      </w:tr>
+      <w:tr>
+        <w:tc>
+          <w:tcPr/>
+          <w:p>
+            <w:pPr>
+              <w:pStyle w:val="Compact"/>
+              <w:jc w:val="left"/>
+            </w:pPr>
+            <w:r>
+              <w:t xml:space="preserve">Fahrsperre wertet die Geschwindigkeit ausschließlich im Gerät aus; keine Übertragung oder Speicherung der dafür genutzten Positionen; keine Aufzeichnung, wann die Sperre ausgelöst hat</w:t>
+            </w:r>
+          </w:p>
+        </w:tc>
+        <w:tc>
+          <w:tcPr/>
+          <w:p>
+            <w:pPr>
+              <w:pStyle w:val="Compact"/>
+              <w:jc w:val="left"/>
+            </w:pPr>
+            <w:r>
+              <w:t xml:space="preserve">U</w:t>
+            </w:r>
+          </w:p>
+        </w:tc>
+      </w:tr>
+      <w:tr>
+        <w:tc>
+          <w:tcPr/>
+          <w:p>
+            <w:pPr>
+              <w:pStyle w:val="Compact"/>
+              <w:jc w:val="left"/>
+            </w:pPr>
+            <w:r>
+              <w:t xml:space="preserve">Fotos werden im Gerät auf höchstens 1.400 Pixel Kantenlänge verkleinert und neu als JPEG gespeichert; dabei gehen Metadaten (EXIF, insbesondere GPS-Koordinaten) verloren. PDF-Dateien werden unverändert hochgeladen.</w:t>
+            </w:r>
+          </w:p>
+        </w:tc>
+        <w:tc>
+          <w:tcPr/>
+          <w:p>
+            <w:pPr>
+              <w:pStyle w:val="Compact"/>
+              <w:jc w:val="left"/>
+            </w:pPr>
+            <w:r>
+              <w:t xml:space="preserve">U</w:t>
+            </w:r>
+          </w:p>
+        </w:tc>
+      </w:tr>
+      <w:tr>
+        <w:tc>
+          <w:tcPr/>
+          <w:p>
+            <w:pPr>
+              <w:pStyle w:val="Compact"/>
+              <w:jc w:val="left"/>
+            </w:pPr>
+            <w:r>
+              <w:t xml:space="preserve">Push-Nachrichten enthalten Titel und Text der Mitteilung (z. B. Buchungsnummer, Route mit Orten, Status, Name des Fahrers, bei Notizen und Problemen den Anfang des Textes, bei Rückgaben und Stornierungen den Grund, bei einer 24-Stunden-Sperre den Namen des gesperrten Zugangs), keine Fotos und Dokumente</w:t>
+            </w:r>
+          </w:p>
+        </w:tc>
+        <w:tc>
+          <w:tcPr/>
+          <w:p>
+            <w:pPr>
+              <w:pStyle w:val="Compact"/>
+              <w:jc w:val="left"/>
+            </w:pPr>
+            <w:r>
+              <w:t xml:space="preserve">U</w:t>
+            </w:r>
+          </w:p>
+        </w:tc>
+      </w:tr>
+      <w:tr>
+        <w:tc>
+          <w:tcPr/>
+          <w:p>
+            <w:pPr>
+              <w:pStyle w:val="Compact"/>
+              <w:jc w:val="left"/>
+            </w:pPr>
+            <w:r>
+              <w:t xml:space="preserve">Das Anwendungsprotokoll enthält je Anfrage nur Zeitpunkt, Methode, Pfad, Statuscode und Dauer, keine IP-Adressen und keine Inhalte</w:t>
+            </w:r>
+          </w:p>
+        </w:tc>
+        <w:tc>
+          <w:tcPr/>
+          <w:p>
+            <w:pPr>
+              <w:pStyle w:val="Compact"/>
+              <w:jc w:val="left"/>
+            </w:pPr>
+            <w:r>
+              <w:t xml:space="preserve">U</w:t>
+            </w:r>
+          </w:p>
+        </w:tc>
+      </w:tr>
+      <w:tr>
+        <w:tc>
+          <w:tcPr/>
+          <w:p>
+            <w:pPr>
+              <w:pStyle w:val="Compact"/>
+              <w:jc w:val="left"/>
+            </w:pPr>
+            <w:r>
+              <w:t xml:space="preserve">IP-Adressen und bei Fehlversuchen eingegebene Kennungen im Audit-Log werden nach 90 Tagen automatisch entfernt</w:t>
+            </w:r>
+          </w:p>
+        </w:tc>
+        <w:tc>
+          <w:tcPr/>
+          <w:p>
+            <w:pPr>
+              <w:pStyle w:val="Compact"/>
+              <w:jc w:val="left"/>
+            </w:pPr>
+            <w:r>
+              <w:t xml:space="preserve">U</w:t>
+            </w:r>
+          </w:p>
+        </w:tc>
+      </w:tr>
+      <w:tr>
+        <w:tc>
+          <w:tcPr/>
+          <w:p>
+            <w:pPr>
+              <w:pStyle w:val="Compact"/>
+              <w:jc w:val="left"/>
+            </w:pPr>
+            <w:r>
+              <w:t xml:space="preserve">Zugriffsprotokolle des vorgeschalteten Webservers: IP-Adressen werden nach [7] Tagen gelöscht</w:t>
             </w:r>
           </w:p>
         </w:tc>
@@ -1152,123 +1800,19 @@
               <w:jc w:val="left"/>
             </w:pPr>
             <w:r>
-              <w:t xml:space="preserve">Fahrsperre wertet die Geschwindigkeit ausschließlich im Gerät aus; keine Übertragung oder Speicherung der dafür genutzten Positionen</w:t>
-            </w:r>
-          </w:p>
-        </w:tc>
-        <w:tc>
-          <w:tcPr/>
-          <w:p>
-            <w:pPr>
-              <w:pStyle w:val="Compact"/>
-              <w:jc w:val="left"/>
-            </w:pPr>
-            <w:r>
-              <w:t xml:space="preserve">[U/G]</w:t>
-            </w:r>
-          </w:p>
-        </w:tc>
-      </w:tr>
-      <w:tr>
-        <w:tc>
-          <w:tcPr/>
-          <w:p>
-            <w:pPr>
-              <w:pStyle w:val="Compact"/>
-              <w:jc w:val="left"/>
-            </w:pPr>
-            <w:r>
-              <w:t xml:space="preserve">Fotos werden im Gerät auf etwa 200 KB verkleinert; dabei werden Metadaten (EXIF, insbesondere GPS-Koordinaten) entfernt</w:t>
-            </w:r>
-          </w:p>
-        </w:tc>
-        <w:tc>
-          <w:tcPr/>
-          <w:p>
-            <w:pPr>
-              <w:pStyle w:val="Compact"/>
-              <w:jc w:val="left"/>
-            </w:pPr>
-            <w:r>
-              <w:t xml:space="preserve">[U/G]</w:t>
-            </w:r>
-          </w:p>
-        </w:tc>
-      </w:tr>
-      <w:tr>
-        <w:tc>
-          <w:tcPr/>
-          <w:p>
-            <w:pPr>
-              <w:pStyle w:val="Compact"/>
-              <w:jc w:val="left"/>
-            </w:pPr>
-            <w:r>
-              <w:t xml:space="preserve">Push-Nachrichten enthalten nur Kennungen und Status, keine Dokumente</w:t>
-            </w:r>
-          </w:p>
-        </w:tc>
-        <w:tc>
-          <w:tcPr/>
-          <w:p>
-            <w:pPr>
-              <w:pStyle w:val="Compact"/>
-              <w:jc w:val="left"/>
-            </w:pPr>
-            <w:r>
-              <w:t xml:space="preserve">[U/G]</w:t>
-            </w:r>
-          </w:p>
-        </w:tc>
-      </w:tr>
-      <w:tr>
-        <w:tc>
-          <w:tcPr/>
-          <w:p>
-            <w:pPr>
-              <w:pStyle w:val="Compact"/>
-              <w:jc w:val="left"/>
-            </w:pPr>
-            <w:r>
-              <w:t xml:space="preserve">Server-Protokolle ohne Inhalte von Formularen und Dokumenten; IP-Adressen werden nach [7] Tagen gelöscht</w:t>
-            </w:r>
-          </w:p>
-        </w:tc>
-        <w:tc>
-          <w:tcPr/>
-          <w:p>
-            <w:pPr>
-              <w:pStyle w:val="Compact"/>
-              <w:jc w:val="left"/>
-            </w:pPr>
-            <w:r>
-              <w:t xml:space="preserve">[U/G]</w:t>
-            </w:r>
-          </w:p>
-        </w:tc>
-      </w:tr>
-      <w:tr>
-        <w:tc>
-          <w:tcPr/>
-          <w:p>
-            <w:pPr>
-              <w:pStyle w:val="Compact"/>
-              <w:jc w:val="left"/>
-            </w:pPr>
-            <w:r>
-              <w:t xml:space="preserve">Aggregierte Kennzahlen je Mandant für Abrechnung ohne Personenbezug</w:t>
-            </w:r>
-          </w:p>
-        </w:tc>
-        <w:tc>
-          <w:tcPr/>
-          <w:p>
-            <w:pPr>
-              <w:pStyle w:val="Compact"/>
-              <w:jc w:val="left"/>
-            </w:pPr>
-            <w:r>
-              <w:t xml:space="preserve">[U/G]</w:t>
+              <w:t xml:space="preserve">Aggregierte Kennzahlen je Mandant für Abrechnung ohne Personenbezug (Anzahl Fahrer, Büro-Zugänge, Fahrzeuge, Lieferungen)</w:t>
+            </w:r>
+          </w:p>
+        </w:tc>
+        <w:tc>
+          <w:tcPr/>
+          <w:p>
+            <w:pPr>
+              <w:pStyle w:val="Compact"/>
+              <w:jc w:val="left"/>
+            </w:pPr>
+            <w:r>
+              <w:t xml:space="preserve">U</w:t>
             </w:r>
           </w:p>
         </w:tc>
@@ -1343,7 +1887,7 @@
               <w:jc w:val="left"/>
             </w:pPr>
             <w:r>
-              <w:t xml:space="preserve">TLS für alle Übertragungen zwischen Geräten, Server, Sicherungsziel und E-Mail-Versanddienst</w:t>
+              <w:t xml:space="preserve">TLS für alle Übertragungen zwischen Geräten, Server und Sicherungsziel</w:t>
             </w:r>
           </w:p>
         </w:tc>
@@ -1369,7 +1913,33 @@
               <w:jc w:val="left"/>
             </w:pPr>
             <w:r>
-              <w:t xml:space="preserve">Ende-zu-Ende-verschlüsselte Nutzlast bei Web-Push (RFC 8291); Push-Dienste können Inhalte nicht lesen</w:t>
+              <w:t xml:space="preserve">Ende-zu-Ende-verschlüsselte Nutzlast bei Web-Push (aes128gcm nach RFC 8291, Absenderkennung VAPID nach RFC 8292); Push-Dienste können Inhalte nicht lesen</w:t>
+            </w:r>
+          </w:p>
+        </w:tc>
+        <w:tc>
+          <w:tcPr/>
+          <w:p>
+            <w:pPr>
+              <w:pStyle w:val="Compact"/>
+              <w:jc w:val="left"/>
+            </w:pPr>
+            <w:r>
+              <w:t xml:space="preserve">U</w:t>
+            </w:r>
+          </w:p>
+        </w:tc>
+      </w:tr>
+      <w:tr>
+        <w:tc>
+          <w:tcPr/>
+          <w:p>
+            <w:pPr>
+              <w:pStyle w:val="Compact"/>
+              <w:jc w:val="left"/>
+            </w:pPr>
+            <w:r>
+              <w:t xml:space="preserve">Datensicherungen werden vor der Übertragung mit [AES-256] verschlüsselt; Schlüssel getrennt von den Sicherungen verwahrt</w:t>
             </w:r>
           </w:p>
         </w:tc>
@@ -1395,71 +1965,119 @@
               <w:jc w:val="left"/>
             </w:pPr>
             <w:r>
-              <w:t xml:space="preserve">Datensicherungen werden vor der Übertragung mit [AES-256] verschlüsselt; Schlüssel getrennt von den Sicherungen verwahrt</w:t>
-            </w:r>
-          </w:p>
-        </w:tc>
-        <w:tc>
-          <w:tcPr/>
-          <w:p>
-            <w:pPr>
-              <w:pStyle w:val="Compact"/>
-              <w:jc w:val="left"/>
-            </w:pPr>
-            <w:r>
-              <w:t xml:space="preserve">[U/G]</w:t>
-            </w:r>
-          </w:p>
-        </w:tc>
-      </w:tr>
-      <w:tr>
-        <w:tc>
-          <w:tcPr/>
-          <w:p>
-            <w:pPr>
-              <w:pStyle w:val="Compact"/>
-              <w:jc w:val="left"/>
-            </w:pPr>
-            <w:r>
-              <w:t xml:space="preserve">Datenexport nur durch Admins; jeder Export wird protokolliert</w:t>
-            </w:r>
-          </w:p>
-        </w:tc>
-        <w:tc>
-          <w:tcPr/>
-          <w:p>
-            <w:pPr>
-              <w:pStyle w:val="Compact"/>
-              <w:jc w:val="left"/>
-            </w:pPr>
-            <w:r>
-              <w:t xml:space="preserve">[U/G]</w:t>
-            </w:r>
-          </w:p>
-        </w:tc>
-      </w:tr>
-      <w:tr>
-        <w:tc>
-          <w:tcPr/>
-          <w:p>
-            <w:pPr>
-              <w:pStyle w:val="Compact"/>
-              <w:jc w:val="left"/>
-            </w:pPr>
-            <w:r>
-              <w:t xml:space="preserve">Keine Einbindung externer Skripte, Schriften, Karten oder Tracker; Schriften werden vom eigenen Server ausgeliefert</w:t>
-            </w:r>
-          </w:p>
-        </w:tc>
-        <w:tc>
-          <w:tcPr/>
-          <w:p>
-            <w:pPr>
-              <w:pStyle w:val="Compact"/>
-              <w:jc w:val="left"/>
-            </w:pPr>
-            <w:r>
-              <w:t xml:space="preserve">[U/G]</w:t>
+              <w:t xml:space="preserve">Vollständiger Datenexport (ZIP mit allen Dateien, JSON) nur durch Admins; die Lieferliste als CSV und Berichte als CSV auch durch Disponenten; jeder Export (ZIP, JSON, CSV, Bericht) steht mit Zeitpunkt, Person und IP-Adresse im Audit-Log</w:t>
+            </w:r>
+          </w:p>
+        </w:tc>
+        <w:tc>
+          <w:tcPr/>
+          <w:p>
+            <w:pPr>
+              <w:pStyle w:val="Compact"/>
+              <w:jc w:val="left"/>
+            </w:pPr>
+            <w:r>
+              <w:t xml:space="preserve">U</w:t>
+            </w:r>
+          </w:p>
+        </w:tc>
+      </w:tr>
+      <w:tr>
+        <w:tc>
+          <w:tcPr/>
+          <w:p>
+            <w:pPr>
+              <w:pStyle w:val="Compact"/>
+              <w:jc w:val="left"/>
+            </w:pPr>
+            <w:r>
+              <w:t xml:space="preserve">CSV-Exporte (Server und Büro-Oberfläche) entschärfen Formeln: Textzellen, die mit</w:t>
+            </w:r>
+            <w:r>
+              <w:t xml:space="preserve"> </w:t>
+            </w:r>
+            <w:r>
+              <w:rPr>
+                <w:rStyle w:val="VerbatimChar"/>
+              </w:rPr>
+              <w:t xml:space="preserve">=</w:t>
+            </w:r>
+            <w:r>
+              <w:t xml:space="preserve">,</w:t>
+            </w:r>
+            <w:r>
+              <w:t xml:space="preserve"> </w:t>
+            </w:r>
+            <w:r>
+              <w:rPr>
+                <w:rStyle w:val="VerbatimChar"/>
+              </w:rPr>
+              <w:t xml:space="preserve">+</w:t>
+            </w:r>
+            <w:r>
+              <w:t xml:space="preserve">,</w:t>
+            </w:r>
+            <w:r>
+              <w:t xml:space="preserve"> </w:t>
+            </w:r>
+            <w:r>
+              <w:rPr>
+                <w:rStyle w:val="VerbatimChar"/>
+              </w:rPr>
+              <w:t xml:space="preserve">-</w:t>
+            </w:r>
+            <w:r>
+              <w:t xml:space="preserve">,</w:t>
+            </w:r>
+            <w:r>
+              <w:t xml:space="preserve"> </w:t>
+            </w:r>
+            <w:r>
+              <w:rPr>
+                <w:rStyle w:val="VerbatimChar"/>
+              </w:rPr>
+              <w:t xml:space="preserve">@</w:t>
+            </w:r>
+            <w:r>
+              <w:t xml:space="preserve">, Tabulator oder Wagenrücklauf beginnen, erhalten ein vorangestelltes Apostroph, damit Tabellenprogramme sie nicht als Formel ausführen; Zahlen bleiben unverändert</w:t>
+            </w:r>
+          </w:p>
+        </w:tc>
+        <w:tc>
+          <w:tcPr/>
+          <w:p>
+            <w:pPr>
+              <w:pStyle w:val="Compact"/>
+              <w:jc w:val="left"/>
+            </w:pPr>
+            <w:r>
+              <w:t xml:space="preserve">U</w:t>
+            </w:r>
+          </w:p>
+        </w:tc>
+      </w:tr>
+      <w:tr>
+        <w:tc>
+          <w:tcPr/>
+          <w:p>
+            <w:pPr>
+              <w:pStyle w:val="Compact"/>
+              <w:jc w:val="left"/>
+            </w:pPr>
+            <w:r>
+              <w:t xml:space="preserve">Keine Einbindung externer Skripte, Schriften, Karten oder Tracker; Schriften werden vom eigenen Server ausgeliefert; Kartendienste nur als Link, der sich nach einem Klick öffnet</w:t>
+            </w:r>
+          </w:p>
+        </w:tc>
+        <w:tc>
+          <w:tcPr/>
+          <w:p>
+            <w:pPr>
+              <w:pStyle w:val="Compact"/>
+              <w:jc w:val="left"/>
+            </w:pPr>
+            <w:r>
+              <w:t xml:space="preserve">U</w:t>
             </w:r>
           </w:p>
         </w:tc>
@@ -1524,71 +2142,227 @@
               <w:jc w:val="left"/>
             </w:pPr>
             <w:r>
-              <w:t xml:space="preserve">Audit-Log für Anmeldungen, Änderungen an Lieferungen, Nutzern, Fahrzeugen und Einstellungen, Exporte, Freigaben und Support-Zugriffe, jeweils mit Zeitpunkt und handelnder Person</w:t>
-            </w:r>
-          </w:p>
-        </w:tc>
-        <w:tc>
-          <w:tcPr/>
-          <w:p>
-            <w:pPr>
-              <w:pStyle w:val="Compact"/>
-              <w:jc w:val="left"/>
-            </w:pPr>
-            <w:r>
-              <w:t xml:space="preserve">[U/G]</w:t>
-            </w:r>
-          </w:p>
-        </w:tc>
-      </w:tr>
-      <w:tr>
-        <w:tc>
-          <w:tcPr/>
-          <w:p>
-            <w:pPr>
-              <w:pStyle w:val="Compact"/>
-              <w:jc w:val="left"/>
-            </w:pPr>
-            <w:r>
-              <w:t xml:space="preserve">Verlauf jeder Lieferung als Zeitstrahl; Rücknahmen innerhalb von 2 Minuten werden als eigenes Ereignis gespeichert; spätere Korrekturen durch Disponenten werden protokolliert, der ursprüngliche Eintrag bleibt erhalten</w:t>
-            </w:r>
-          </w:p>
-        </w:tc>
-        <w:tc>
-          <w:tcPr/>
-          <w:p>
-            <w:pPr>
-              <w:pStyle w:val="Compact"/>
-              <w:jc w:val="left"/>
-            </w:pPr>
-            <w:r>
-              <w:t xml:space="preserve">[U/G]</w:t>
-            </w:r>
-          </w:p>
-        </w:tc>
-      </w:tr>
-      <w:tr>
-        <w:tc>
-          <w:tcPr/>
-          <w:p>
-            <w:pPr>
-              <w:pStyle w:val="Compact"/>
-              <w:jc w:val="left"/>
-            </w:pPr>
-            <w:r>
-              <w:t xml:space="preserve">Bei offline erfassten Schritten Speicherung von Gerätezeit und Server-Eingangszeit</w:t>
-            </w:r>
-          </w:p>
-        </w:tc>
-        <w:tc>
-          <w:tcPr/>
-          <w:p>
-            <w:pPr>
-              <w:pStyle w:val="Compact"/>
-              <w:jc w:val="left"/>
-            </w:pPr>
-            <w:r>
-              <w:t xml:space="preserve">[U/G]</w:t>
+              <w:t xml:space="preserve">Audit-Log je Mandant mit Zeitpunkt, handelnder Person, Rolle, Ziel und – bei Anfragen über den Server – IP-Adresse für: Anmeldungen und fehlgeschlagene Anmeldungen (auch falsche Codes der Zwei-Faktor-Anmeldung); Passwortänderungen; Ein- und Ausschalten der Zwei-Faktor-Anmeldung; Anlegen, Ändern, Sperren, Entsperren und Löschen von Nutzern; Zurücksetzen von PIN oder Passwort (auch durch den Lizenzgeber); Anlegen, Ändern, Löschen und Freigeben von Fahrzeugen; Anlegen, Ändern und Stornieren von Lieferungen; Änderungen an Firma, Branding und Einstellungen; Erzeugen und Abschalten des API-Schlüssels; Freigabe und Ende des Support-Zugriffs; jeder Export; Kündigungs- und Tarifwünsche des Admins; Zustimmung und Widerruf beim Standort</w:t>
+            </w:r>
+          </w:p>
+        </w:tc>
+        <w:tc>
+          <w:tcPr/>
+          <w:p>
+            <w:pPr>
+              <w:pStyle w:val="Compact"/>
+              <w:jc w:val="left"/>
+            </w:pPr>
+            <w:r>
+              <w:t xml:space="preserve">U</w:t>
+            </w:r>
+          </w:p>
+        </w:tc>
+      </w:tr>
+      <w:tr>
+        <w:tc>
+          <w:tcPr/>
+          <w:p>
+            <w:pPr>
+              <w:pStyle w:val="Compact"/>
+              <w:jc w:val="left"/>
+            </w:pPr>
+            <w:r>
+              <w:t xml:space="preserve">Statusschritte, Rücknahmen, Notizen, Dokumente und Problemmeldungen stehen im Verlauf der jeweiligen Lieferung (Zeitstrahl) mit Zeitpunkt und Person, nicht im Audit-Log</w:t>
+            </w:r>
+          </w:p>
+        </w:tc>
+        <w:tc>
+          <w:tcPr/>
+          <w:p>
+            <w:pPr>
+              <w:pStyle w:val="Compact"/>
+              <w:jc w:val="left"/>
+            </w:pPr>
+            <w:r>
+              <w:t xml:space="preserve">U</w:t>
+            </w:r>
+          </w:p>
+        </w:tc>
+      </w:tr>
+      <w:tr>
+        <w:tc>
+          <w:tcPr/>
+          <w:p>
+            <w:pPr>
+              <w:pStyle w:val="Compact"/>
+              <w:jc w:val="left"/>
+            </w:pPr>
+            <w:r>
+              <w:t xml:space="preserve">Doppelte Meldungen werden verhindert: Jede schreibende Aktion trägt eine zufällige Kennung; trifft dieselbe Kennung erneut ein (z. B. nach einer verlorenen Antwort im Funkloch), liefert der Server das gespeicherte Ergebnis, statt die Aktion noch einmal auszuführen; die Kennungen werden 7 Tage aufbewahrt</w:t>
+            </w:r>
+          </w:p>
+        </w:tc>
+        <w:tc>
+          <w:tcPr/>
+          <w:p>
+            <w:pPr>
+              <w:pStyle w:val="Compact"/>
+              <w:jc w:val="left"/>
+            </w:pPr>
+            <w:r>
+              <w:t xml:space="preserve">U</w:t>
+            </w:r>
+          </w:p>
+        </w:tc>
+      </w:tr>
+      <w:tr>
+        <w:tc>
+          <w:tcPr/>
+          <w:p>
+            <w:pPr>
+              <w:pStyle w:val="Compact"/>
+              <w:jc w:val="left"/>
+            </w:pPr>
+            <w:r>
+              <w:t xml:space="preserve">Aufbewahrung des Audit-Logs 3 Jahre; IP-Adressen und eingegebene Kennungen darin 90 Tage</w:t>
+            </w:r>
+          </w:p>
+        </w:tc>
+        <w:tc>
+          <w:tcPr/>
+          <w:p>
+            <w:pPr>
+              <w:pStyle w:val="Compact"/>
+              <w:jc w:val="left"/>
+            </w:pPr>
+            <w:r>
+              <w:t xml:space="preserve">U</w:t>
+            </w:r>
+          </w:p>
+        </w:tc>
+      </w:tr>
+      <w:tr>
+        <w:tc>
+          <w:tcPr/>
+          <w:p>
+            <w:pPr>
+              <w:pStyle w:val="Compact"/>
+              <w:jc w:val="left"/>
+            </w:pPr>
+            <w:r>
+              <w:t xml:space="preserve">Rücknahmen sind nur dem Fahrer für den eigenen letzten Schritt innerhalb von 2 Minuten möglich und werden als eigenes Ereignis gespeichert; der zurückgenommene Schritt bleibt markiert im Verlauf</w:t>
+            </w:r>
+          </w:p>
+        </w:tc>
+        <w:tc>
+          <w:tcPr/>
+          <w:p>
+            <w:pPr>
+              <w:pStyle w:val="Compact"/>
+              <w:jc w:val="left"/>
+            </w:pPr>
+            <w:r>
+              <w:t xml:space="preserve">U</w:t>
+            </w:r>
+          </w:p>
+        </w:tc>
+      </w:tr>
+      <w:tr>
+        <w:tc>
+          <w:tcPr/>
+          <w:p>
+            <w:pPr>
+              <w:pStyle w:val="Compact"/>
+              <w:jc w:val="left"/>
+            </w:pPr>
+            <w:r>
+              <w:t xml:space="preserve">Das Büro kann Schritte weder zurücknehmen noch einen Auftrag für den Fahrer bestätigen; es kann nur den nächsten Schritt für den Fahrer setzen (z. B. nach telefonischer Meldung); dieser Eintrag ist als Eintrag des Büros gekennzeichnet</w:t>
+            </w:r>
+          </w:p>
+        </w:tc>
+        <w:tc>
+          <w:tcPr/>
+          <w:p>
+            <w:pPr>
+              <w:pStyle w:val="Compact"/>
+              <w:jc w:val="left"/>
+            </w:pPr>
+            <w:r>
+              <w:t xml:space="preserve">U</w:t>
+            </w:r>
+          </w:p>
+        </w:tc>
+      </w:tr>
+      <w:tr>
+        <w:tc>
+          <w:tcPr/>
+          <w:p>
+            <w:pPr>
+              <w:pStyle w:val="Compact"/>
+              <w:jc w:val="left"/>
+            </w:pPr>
+            <w:r>
+              <w:t xml:space="preserve">Änderungen an Lieferdaten stehen im Verlauf mit Person, Zeitpunkt und Namen der geänderten Felder; frühere Werte speichert die Plattform nicht. Abgeschlossene und stornierte Lieferungen lassen sich nur noch bei Auftraggeber, Referenz und interner Notiz ändern</w:t>
+            </w:r>
+          </w:p>
+        </w:tc>
+        <w:tc>
+          <w:tcPr/>
+          <w:p>
+            <w:pPr>
+              <w:pStyle w:val="Compact"/>
+              <w:jc w:val="left"/>
+            </w:pPr>
+            <w:r>
+              <w:t xml:space="preserve">U</w:t>
+            </w:r>
+          </w:p>
+        </w:tc>
+      </w:tr>
+      <w:tr>
+        <w:tc>
+          <w:tcPr/>
+          <w:p>
+            <w:pPr>
+              <w:pStyle w:val="Compact"/>
+              <w:jc w:val="left"/>
+            </w:pPr>
+            <w:r>
+              <w:t xml:space="preserve">Bei Schritten, die ohne Netz getippt und später gesendet werden, speichert der Server den Zeitpunkt des Tippens (Gerätezeit) und zusätzlich die Eingangszeit. Die Gerätezeit gilt nur, wenn sie höchstens 2 Minuten in der Zukunft und höchstens 72 Stunden zurück liegt und nicht vor dem vorigen Schritt der Lieferung; sonst gilt die Eingangszeit. Verspätete Schritte stehen im Verlauf an ihrer zeitlichen Stelle</w:t>
+            </w:r>
+          </w:p>
+        </w:tc>
+        <w:tc>
+          <w:tcPr/>
+          <w:p>
+            <w:pPr>
+              <w:pStyle w:val="Compact"/>
+              <w:jc w:val="left"/>
+            </w:pPr>
+            <w:r>
+              <w:t xml:space="preserve">U</w:t>
+            </w:r>
+          </w:p>
+        </w:tc>
+      </w:tr>
+      <w:tr>
+        <w:tc>
+          <w:tcPr/>
+          <w:p>
+            <w:pPr>
+              <w:pStyle w:val="Compact"/>
+              <w:jc w:val="left"/>
+            </w:pPr>
+            <w:r>
+              <w:t xml:space="preserve">Kennzeichnung offline erfasster Schritte im Verlauf und im Abliefernachweis (die Eingangszeit ist gespeichert, wird aber nicht angezeigt)</w:t>
+            </w:r>
+          </w:p>
+        </w:tc>
+        <w:tc>
+          <w:tcPr/>
+          <w:p>
+            <w:pPr>
+              <w:pStyle w:val="Compact"/>
+              <w:jc w:val="left"/>
+            </w:pPr>
+            <w:r>
+              <w:t xml:space="preserve">G</w:t>
             </w:r>
           </w:p>
         </w:tc>
@@ -1614,7 +2388,7 @@
               <w:jc w:val="left"/>
             </w:pPr>
             <w:r>
-              <w:t xml:space="preserve">[G]</w:t>
+              <w:t xml:space="preserve">G</w:t>
             </w:r>
           </w:p>
         </w:tc>
@@ -1679,7 +2453,7 @@
               <w:jc w:val="left"/>
             </w:pPr>
             <w:r>
-              <w:t xml:space="preserve">Content-Security-Policy ohne externe Quellen, z. B.</w:t>
+              <w:t xml:space="preserve">Content-Security-Policy ohne externe Quellen:</w:t>
             </w:r>
             <w:r>
               <w:t xml:space="preserve"> </w:t>
@@ -1688,19 +2462,31 @@
               <w:rPr>
                 <w:rStyle w:val="VerbatimChar"/>
               </w:rPr>
-              <w:t xml:space="preserve">default-src 'self'; script-src 'self'; style-src 'self'; font-src 'self'; img-src 'self' data: blob:; connect-src 'self'; object-src 'none'; base-uri 'self'; frame-ancestors 'none'; form-action 'self'</w:t>
-            </w:r>
-          </w:p>
-        </w:tc>
-        <w:tc>
-          <w:tcPr/>
-          <w:p>
-            <w:pPr>
-              <w:pStyle w:val="Compact"/>
-              <w:jc w:val="left"/>
-            </w:pPr>
-            <w:r>
-              <w:t xml:space="preserve">[U/G]</w:t>
+              <w:t xml:space="preserve">default-src 'self'; script-src 'self'; style-src 'self' 'unsafe-inline'; img-src 'self' data: blob:; font-src 'self'; connect-src 'self'; worker-src 'self'; manifest-src 'self'; frame-ancestors 'none'; base-uri 'self'; form-action 'self'; object-src 'none'</w:t>
+            </w:r>
+            <w:r>
+              <w:t xml:space="preserve">; hochgeladene Dateien zusätzlich mit</w:t>
+            </w:r>
+            <w:r>
+              <w:t xml:space="preserve"> </w:t>
+            </w:r>
+            <w:r>
+              <w:rPr>
+                <w:rStyle w:val="VerbatimChar"/>
+              </w:rPr>
+              <w:t xml:space="preserve">default-src 'none'; sandbox</w:t>
+            </w:r>
+          </w:p>
+        </w:tc>
+        <w:tc>
+          <w:tcPr/>
+          <w:p>
+            <w:pPr>
+              <w:pStyle w:val="Compact"/>
+              <w:jc w:val="left"/>
+            </w:pPr>
+            <w:r>
+              <w:t xml:space="preserve">U</w:t>
             </w:r>
           </w:p>
         </w:tc>
@@ -1735,7 +2521,7 @@
               <w:rPr>
                 <w:rStyle w:val="VerbatimChar"/>
               </w:rPr>
-              <w:t xml:space="preserve">Referrer-Policy: [strict-origin-when-cross-origin]</w:t>
+              <w:t xml:space="preserve">Referrer-Policy: same-origin</w:t>
             </w:r>
             <w:r>
               <w:t xml:space="preserve">,</w:t>
@@ -1747,65 +2533,10 @@
               <w:rPr>
                 <w:rStyle w:val="VerbatimChar"/>
               </w:rPr>
-              <w:t xml:space="preserve">Permissions-Policy</w:t>
-            </w:r>
-            <w:r>
-              <w:t xml:space="preserve"> </w:t>
-            </w:r>
-            <w:r>
-              <w:t xml:space="preserve">(Standort und Kamera nur für die eigene Herkunft)</w:t>
-            </w:r>
-          </w:p>
-        </w:tc>
-        <w:tc>
-          <w:tcPr/>
-          <w:p>
-            <w:pPr>
-              <w:pStyle w:val="Compact"/>
-              <w:jc w:val="left"/>
-            </w:pPr>
-            <w:r>
-              <w:t xml:space="preserve">[U/G]</w:t>
-            </w:r>
-          </w:p>
-        </w:tc>
-      </w:tr>
-      <w:tr>
-        <w:tc>
-          <w:tcPr/>
-          <w:p>
-            <w:pPr>
-              <w:pStyle w:val="Compact"/>
-              <w:jc w:val="left"/>
-            </w:pPr>
-            <w:r>
-              <w:t xml:space="preserve">Upload-Prüfung: erlaubte Dateitypen [JPEG, PNG, WebP, PDF], Prüfung des tatsächlichen Dateiinhalts (Signatur), Größenbegrenzung [10 MB], Speicherung außerhalb des Web-Verzeichnisses mit zufälligem Dateinamen</w:t>
-            </w:r>
-          </w:p>
-        </w:tc>
-        <w:tc>
-          <w:tcPr/>
-          <w:p>
-            <w:pPr>
-              <w:pStyle w:val="Compact"/>
-              <w:jc w:val="left"/>
-            </w:pPr>
-            <w:r>
-              <w:t xml:space="preserve">[U/G]</w:t>
-            </w:r>
-          </w:p>
-        </w:tc>
-      </w:tr>
-      <w:tr>
-        <w:tc>
-          <w:tcPr/>
-          <w:p>
-            <w:pPr>
-              <w:pStyle w:val="Compact"/>
-              <w:jc w:val="left"/>
-            </w:pPr>
-            <w:r>
-              <w:t xml:space="preserve">Schutz vor Cross-Site-Request-Forgery durch</w:t>
+              <w:t xml:space="preserve">X-Frame-Options: DENY</w:t>
+            </w:r>
+            <w:r>
+              <w:t xml:space="preserve">,</w:t>
             </w:r>
             <w:r>
               <w:t xml:space="preserve"> </w:t>
@@ -1814,10 +2545,10 @@
               <w:rPr>
                 <w:rStyle w:val="VerbatimChar"/>
               </w:rPr>
-              <w:t xml:space="preserve">SameSite</w:t>
-            </w:r>
-            <w:r>
-              <w:t xml:space="preserve">-Cookies [und Prüfung von</w:t>
+              <w:t xml:space="preserve">Cross-Origin-Opener-Policy: same-origin</w:t>
+            </w:r>
+            <w:r>
+              <w:t xml:space="preserve">,</w:t>
             </w:r>
             <w:r>
               <w:t xml:space="preserve"> </w:t>
@@ -1826,88 +2557,300 @@
               <w:rPr>
                 <w:rStyle w:val="VerbatimChar"/>
               </w:rPr>
-              <w:t xml:space="preserve">Origin</w:t>
-            </w:r>
-            <w:r>
-              <w:t xml:space="preserve">/Token]</w:t>
-            </w:r>
-          </w:p>
-        </w:tc>
-        <w:tc>
-          <w:tcPr/>
-          <w:p>
-            <w:pPr>
-              <w:pStyle w:val="Compact"/>
-              <w:jc w:val="left"/>
-            </w:pPr>
-            <w:r>
-              <w:t xml:space="preserve">[U/G]</w:t>
-            </w:r>
-          </w:p>
-        </w:tc>
-      </w:tr>
-      <w:tr>
-        <w:tc>
-          <w:tcPr/>
-          <w:p>
-            <w:pPr>
-              <w:pStyle w:val="Compact"/>
-              <w:jc w:val="left"/>
-            </w:pPr>
-            <w:r>
-              <w:t xml:space="preserve">Eingabevalidierung und parametrisierte Datenbankabfragen; Ausgabe-Kodierung gegen Cross-Site-Scripting</w:t>
-            </w:r>
-          </w:p>
-        </w:tc>
-        <w:tc>
-          <w:tcPr/>
-          <w:p>
-            <w:pPr>
-              <w:pStyle w:val="Compact"/>
-              <w:jc w:val="left"/>
-            </w:pPr>
-            <w:r>
-              <w:t xml:space="preserve">[U/G]</w:t>
-            </w:r>
-          </w:p>
-        </w:tc>
-      </w:tr>
-      <w:tr>
-        <w:tc>
-          <w:tcPr/>
-          <w:p>
-            <w:pPr>
-              <w:pStyle w:val="Compact"/>
-              <w:jc w:val="left"/>
-            </w:pPr>
-            <w:r>
-              <w:t xml:space="preserve">Begrenzung der Anfragen je Zugang und IP-Adresse</w:t>
-            </w:r>
-          </w:p>
-        </w:tc>
-        <w:tc>
-          <w:tcPr/>
-          <w:p>
-            <w:pPr>
-              <w:pStyle w:val="Compact"/>
-              <w:jc w:val="left"/>
-            </w:pPr>
-            <w:r>
-              <w:t xml:space="preserve">[U/G]</w:t>
-            </w:r>
-          </w:p>
-        </w:tc>
-      </w:tr>
-      <w:tr>
-        <w:tc>
-          <w:tcPr/>
-          <w:p>
-            <w:pPr>
-              <w:pStyle w:val="Compact"/>
-              <w:jc w:val="left"/>
-            </w:pPr>
-            <w:r>
-              <w:t xml:space="preserve">Wenige Abhängigkeiten (kein Framework); regelmäßige Prüfung der Abhängigkeiten auf bekannte Schwachstellen</w:t>
+              <w:t xml:space="preserve">Permissions-Policy: camera=(self), geolocation=(self), microphone=(), payment=(), usb=()</w:t>
+            </w:r>
+          </w:p>
+        </w:tc>
+        <w:tc>
+          <w:tcPr/>
+          <w:p>
+            <w:pPr>
+              <w:pStyle w:val="Compact"/>
+              <w:jc w:val="left"/>
+            </w:pPr>
+            <w:r>
+              <w:t xml:space="preserve">U</w:t>
+            </w:r>
+          </w:p>
+        </w:tc>
+      </w:tr>
+      <w:tr>
+        <w:tc>
+          <w:tcPr/>
+          <w:p>
+            <w:pPr>
+              <w:pStyle w:val="Compact"/>
+              <w:jc w:val="left"/>
+            </w:pPr>
+            <w:r>
+              <w:t xml:space="preserve">Upload-Prüfung: erlaubte Dateitypen JPEG, PNG, WebP und PDF (Logo und Unterschrift ohne PDF), Prüfung des tatsächlichen Dateiinhalts (Signatur), höchstens 10 MB je Bild und 15 MB je PDF (Anfragen über 15 MB lehnt der Server schon anhand der angekündigten Größe ab), höchstens 30 Uploads je Person und Minute, Speicherung außerhalb des Web-Verzeichnisses unter zufälligem Dateinamen; ein abgelehnter Upload hinterlässt keine Datei</w:t>
+            </w:r>
+          </w:p>
+        </w:tc>
+        <w:tc>
+          <w:tcPr/>
+          <w:p>
+            <w:pPr>
+              <w:pStyle w:val="Compact"/>
+              <w:jc w:val="left"/>
+            </w:pPr>
+            <w:r>
+              <w:t xml:space="preserve">U</w:t>
+            </w:r>
+          </w:p>
+        </w:tc>
+      </w:tr>
+      <w:tr>
+        <w:tc>
+          <w:tcPr/>
+          <w:p>
+            <w:pPr>
+              <w:pStyle w:val="Compact"/>
+              <w:jc w:val="left"/>
+            </w:pPr>
+            <w:r>
+              <w:t xml:space="preserve">Speicherkontingent je Mandant nach Tarif (Start 5 GB, Flotte 50 GB, Premium 250 GB); ein Upload über dem Kontingent wird abgelehnt (siehe 4)</w:t>
+            </w:r>
+          </w:p>
+        </w:tc>
+        <w:tc>
+          <w:tcPr/>
+          <w:p>
+            <w:pPr>
+              <w:pStyle w:val="Compact"/>
+              <w:jc w:val="left"/>
+            </w:pPr>
+            <w:r>
+              <w:t xml:space="preserve">U</w:t>
+            </w:r>
+          </w:p>
+        </w:tc>
+      </w:tr>
+      <w:tr>
+        <w:tc>
+          <w:tcPr/>
+          <w:p>
+            <w:pPr>
+              <w:pStyle w:val="Compact"/>
+              <w:jc w:val="left"/>
+            </w:pPr>
+            <w:r>
+              <w:t xml:space="preserve">Push-Abonnements nur für die Push-Dienste von Google, Apple, Mozilla und Microsoft (nur</w:t>
+            </w:r>
+            <w:r>
+              <w:t xml:space="preserve"> </w:t>
+            </w:r>
+            <w:r>
+              <w:rPr>
+                <w:rStyle w:val="VerbatimChar"/>
+              </w:rPr>
+              <w:t xml:space="preserve">https</w:t>
+            </w:r>
+            <w:r>
+              <w:t xml:space="preserve">, Standard-Port, feste Liste der Server-Namen); höchstens 10 Abonnements je Person, das älteste fällt weg; Abmelden eines Abonnements nur durch den eigenen Nutzer; Versand ohne Weiterleitungen und mit 15 Sekunden Zeitlimit</w:t>
+            </w:r>
+          </w:p>
+        </w:tc>
+        <w:tc>
+          <w:tcPr/>
+          <w:p>
+            <w:pPr>
+              <w:pStyle w:val="Compact"/>
+              <w:jc w:val="left"/>
+            </w:pPr>
+            <w:r>
+              <w:t xml:space="preserve">U</w:t>
+            </w:r>
+          </w:p>
+        </w:tc>
+      </w:tr>
+      <w:tr>
+        <w:tc>
+          <w:tcPr/>
+          <w:p>
+            <w:pPr>
+              <w:pStyle w:val="Compact"/>
+              <w:jc w:val="left"/>
+            </w:pPr>
+            <w:r>
+              <w:t xml:space="preserve">Schutz vor Cross-Site-Request-Forgery: schreibende Anfragen an die Schnittstelle nur mit der Kopfzeile</w:t>
+            </w:r>
+            <w:r>
+              <w:t xml:space="preserve"> </w:t>
+            </w:r>
+            <w:r>
+              <w:rPr>
+                <w:rStyle w:val="VerbatimChar"/>
+              </w:rPr>
+              <w:t xml:space="preserve">X-Ladeklar: 1</w:t>
+            </w:r>
+            <w:r>
+              <w:t xml:space="preserve">, dazu</w:t>
+            </w:r>
+            <w:r>
+              <w:t xml:space="preserve"> </w:t>
+            </w:r>
+            <w:r>
+              <w:rPr>
+                <w:rStyle w:val="VerbatimChar"/>
+              </w:rPr>
+              <w:t xml:space="preserve">SameSite=Lax</w:t>
+            </w:r>
+          </w:p>
+        </w:tc>
+        <w:tc>
+          <w:tcPr/>
+          <w:p>
+            <w:pPr>
+              <w:pStyle w:val="Compact"/>
+              <w:jc w:val="left"/>
+            </w:pPr>
+            <w:r>
+              <w:t xml:space="preserve">U</w:t>
+            </w:r>
+          </w:p>
+        </w:tc>
+      </w:tr>
+      <w:tr>
+        <w:tc>
+          <w:tcPr/>
+          <w:p>
+            <w:pPr>
+              <w:pStyle w:val="Compact"/>
+              <w:jc w:val="left"/>
+            </w:pPr>
+            <w:r>
+              <w:t xml:space="preserve">Eingabevalidierung und parametrisierte Datenbankabfragen; Ausgabe-Kodierung gegen Cross-Site-Scripting; Plausibilitätsgrenzen für Gewicht, Paletten und Zeitfenster</w:t>
+            </w:r>
+          </w:p>
+        </w:tc>
+        <w:tc>
+          <w:tcPr/>
+          <w:p>
+            <w:pPr>
+              <w:pStyle w:val="Compact"/>
+              <w:jc w:val="left"/>
+            </w:pPr>
+            <w:r>
+              <w:t xml:space="preserve">U</w:t>
+            </w:r>
+          </w:p>
+        </w:tc>
+      </w:tr>
+      <w:tr>
+        <w:tc>
+          <w:tcPr/>
+          <w:p>
+            <w:pPr>
+              <w:pStyle w:val="Compact"/>
+              <w:jc w:val="left"/>
+            </w:pPr>
+            <w:r>
+              <w:t xml:space="preserve">Begrenzung der Anmeldeversuche (20 je IP-Adresse und Minute), der Abrufe von Einladungsdaten (60 je IP-Adresse und Minute), der Uploads (30 je Person und Minute) und der REST-API (600 Anfragen je Mandant und Minute)</w:t>
+            </w:r>
+          </w:p>
+        </w:tc>
+        <w:tc>
+          <w:tcPr/>
+          <w:p>
+            <w:pPr>
+              <w:pStyle w:val="Compact"/>
+              <w:jc w:val="left"/>
+            </w:pPr>
+            <w:r>
+              <w:t xml:space="preserve">U</w:t>
+            </w:r>
+          </w:p>
+        </w:tc>
+      </w:tr>
+      <w:tr>
+        <w:tc>
+          <w:tcPr/>
+          <w:p>
+            <w:pPr>
+              <w:pStyle w:val="Compact"/>
+              <w:jc w:val="left"/>
+            </w:pPr>
+            <w:r>
+              <w:t xml:space="preserve">Begrenzung aller übrigen Anfragen je Zugang und IP-Adresse</w:t>
+            </w:r>
+          </w:p>
+        </w:tc>
+        <w:tc>
+          <w:tcPr/>
+          <w:p>
+            <w:pPr>
+              <w:pStyle w:val="Compact"/>
+              <w:jc w:val="left"/>
+            </w:pPr>
+            <w:r>
+              <w:t xml:space="preserve">G</w:t>
+            </w:r>
+          </w:p>
+        </w:tc>
+      </w:tr>
+      <w:tr>
+        <w:tc>
+          <w:tcPr/>
+          <w:p>
+            <w:pPr>
+              <w:pStyle w:val="Compact"/>
+              <w:jc w:val="left"/>
+            </w:pPr>
+            <w:r>
+              <w:t xml:space="preserve">Fehler in einer einzelnen Anfrage beenden den Server-Prozess nicht; der ZIP-Export liest die Dateien nacheinander und blockiert andere Anfragen nicht</w:t>
+            </w:r>
+          </w:p>
+        </w:tc>
+        <w:tc>
+          <w:tcPr/>
+          <w:p>
+            <w:pPr>
+              <w:pStyle w:val="Compact"/>
+              <w:jc w:val="left"/>
+            </w:pPr>
+            <w:r>
+              <w:t xml:space="preserve">U</w:t>
+            </w:r>
+          </w:p>
+        </w:tc>
+      </w:tr>
+      <w:tr>
+        <w:tc>
+          <w:tcPr/>
+          <w:p>
+            <w:pPr>
+              <w:pStyle w:val="Compact"/>
+              <w:jc w:val="left"/>
+            </w:pPr>
+            <w:r>
+              <w:t xml:space="preserve">Keine Laufzeit-Abhängigkeiten aus Paketverwaltungen und kein Web-Framework; eingebettet sind nur eine QR-Code-Bibliothek und die Symbole von Lucide</w:t>
+            </w:r>
+          </w:p>
+        </w:tc>
+        <w:tc>
+          <w:tcPr/>
+          <w:p>
+            <w:pPr>
+              <w:pStyle w:val="Compact"/>
+              <w:jc w:val="left"/>
+            </w:pPr>
+            <w:r>
+              <w:t xml:space="preserve">U</w:t>
+            </w:r>
+          </w:p>
+        </w:tc>
+      </w:tr>
+      <w:tr>
+        <w:tc>
+          <w:tcPr/>
+          <w:p>
+            <w:pPr>
+              <w:pStyle w:val="Compact"/>
+              <w:jc w:val="left"/>
+            </w:pPr>
+            <w:r>
+              <w:t xml:space="preserve">Regelmäßige Prüfung von Node.js und den eingebetteten Bibliotheken auf bekannte Schwachstellen</w:t>
             </w:r>
           </w:p>
         </w:tc>
@@ -2063,7 +3006,33 @@
               <w:jc w:val="left"/>
             </w:pPr>
             <w:r>
-              <w:t xml:space="preserve">Offline-Warteschlange in der Fahrer-App überbrückt Funklöcher und kurze Unterbrechungen</w:t>
+              <w:t xml:space="preserve">Offline-Warteschlange in der Fahrer-App überbrückt Funklöcher und kurze Unterbrechungen; Schritte, Fotos, Unterschrift und Problemfoto werden streng der Reihe nach nachgesendet. Bei Netzfehlern, Zeitüberschreitung, Serverfehlern (5xx) und Anfragebegrenzung bleiben die Einträge erhalten; ein Eintrag fällt nur bei einer endgültigen Ablehnung weg und erscheint dann als „Nicht gesendet“. Die App startet auch ohne Netz mit den zuletzt geladenen Touren</w:t>
+            </w:r>
+          </w:p>
+        </w:tc>
+        <w:tc>
+          <w:tcPr/>
+          <w:p>
+            <w:pPr>
+              <w:pStyle w:val="Compact"/>
+              <w:jc w:val="left"/>
+            </w:pPr>
+            <w:r>
+              <w:t xml:space="preserve">U</w:t>
+            </w:r>
+          </w:p>
+        </w:tc>
+      </w:tr>
+      <w:tr>
+        <w:tc>
+          <w:tcPr/>
+          <w:p>
+            <w:pPr>
+              <w:pStyle w:val="Compact"/>
+              <w:jc w:val="left"/>
+            </w:pPr>
+            <w:r>
+              <w:t xml:space="preserve">Patch-Management: Sicherheitsaktualisierungen von Betriebssystem und Node.js 22 (LTS) innerhalb von [14] Tagen, bei kritischen Schwachstellen innerhalb von [72] Stunden</w:t>
             </w:r>
           </w:p>
         </w:tc>
@@ -2089,45 +3058,45 @@
               <w:jc w:val="left"/>
             </w:pPr>
             <w:r>
-              <w:t xml:space="preserve">Patch-Management: Sicherheitsaktualisierungen von Betriebssystem und Node.js 22 (LTS) innerhalb von [14] Tagen, bei kritischen Schwachstellen innerhalb von [72] Stunden</w:t>
-            </w:r>
-          </w:p>
-        </w:tc>
-        <w:tc>
-          <w:tcPr/>
-          <w:p>
-            <w:pPr>
-              <w:pStyle w:val="Compact"/>
-              <w:jc w:val="left"/>
-            </w:pPr>
-            <w:r>
-              <w:t xml:space="preserve">[U/G]</w:t>
-            </w:r>
-          </w:p>
-        </w:tc>
-      </w:tr>
-      <w:tr>
-        <w:tc>
-          <w:tcPr/>
-          <w:p>
-            <w:pPr>
-              <w:pStyle w:val="Compact"/>
-              <w:jc w:val="left"/>
-            </w:pPr>
-            <w:r>
-              <w:t xml:space="preserve">Speicherkontingente und Überlaufpuffer, damit Uploads laufender Zustellungen nicht scheitern</w:t>
-            </w:r>
-          </w:p>
-        </w:tc>
-        <w:tc>
-          <w:tcPr/>
-          <w:p>
-            <w:pPr>
-              <w:pStyle w:val="Compact"/>
-              <w:jc w:val="left"/>
-            </w:pPr>
-            <w:r>
-              <w:t xml:space="preserve">[U/G]</w:t>
+              <w:t xml:space="preserve">Speicherkontingente je Mandant mit Mitteilung an die Admins bei 80 % und bei 100 % Belegung, Anzeige der Belegung auf der Lizenz-Seite und in der Lizenzgeber-Konsole, Hinweis auf allen Büro-Seiten bei vollem Speicher</w:t>
+            </w:r>
+          </w:p>
+        </w:tc>
+        <w:tc>
+          <w:tcPr/>
+          <w:p>
+            <w:pPr>
+              <w:pStyle w:val="Compact"/>
+              <w:jc w:val="left"/>
+            </w:pPr>
+            <w:r>
+              <w:t xml:space="preserve">U</w:t>
+            </w:r>
+          </w:p>
+        </w:tc>
+      </w:tr>
+      <w:tr>
+        <w:tc>
+          <w:tcPr/>
+          <w:p>
+            <w:pPr>
+              <w:pStyle w:val="Compact"/>
+              <w:jc w:val="left"/>
+            </w:pPr>
+            <w:r>
+              <w:t xml:space="preserve">Überlaufpuffer, damit Uploads laufender Zustellungen bei vollem Speicher nicht scheitern – derzeit lehnt die Plattform bei 100 % jeden weiteren Upload ab, auch Lieferschein-Fotos und Unterschriften der Fahrer</w:t>
+            </w:r>
+          </w:p>
+        </w:tc>
+        <w:tc>
+          <w:tcPr/>
+          <w:p>
+            <w:pPr>
+              <w:pStyle w:val="Compact"/>
+              <w:jc w:val="left"/>
+            </w:pPr>
+            <w:r>
+              <w:t xml:space="preserve">G</w:t>
             </w:r>
           </w:p>
         </w:tc>
@@ -2835,57 +3804,133 @@
               <w:jc w:val="left"/>
             </w:pPr>
             <w:r>
-              <w:t xml:space="preserve">Lieferungen mit Verlauf und Dokumenten</w:t>
-            </w:r>
-          </w:p>
-        </w:tc>
-        <w:tc>
-          <w:tcPr/>
-          <w:p>
-            <w:pPr>
-              <w:pStyle w:val="Compact"/>
-              <w:jc w:val="left"/>
-            </w:pPr>
-            <w:r>
-              <w:t xml:space="preserve">nach Einstellung des Kunden (Voreinstellung [3] Jahre, einstellbar 1–10 Jahre)</w:t>
-            </w:r>
-          </w:p>
-        </w:tc>
-        <w:tc>
-          <w:tcPr/>
-          <w:p>
-            <w:pPr>
-              <w:pStyle w:val="Compact"/>
-              <w:jc w:val="left"/>
-            </w:pPr>
-            <w:r>
-              <w:t xml:space="preserve">automatische Löschung im Produktivsystem; Ausnahme bei markiertem Streitfall</w:t>
-            </w:r>
-          </w:p>
-        </w:tc>
-      </w:tr>
-      <w:tr>
-        <w:tc>
-          <w:tcPr/>
-          <w:p>
-            <w:pPr>
-              <w:pStyle w:val="Compact"/>
-              <w:jc w:val="left"/>
-            </w:pPr>
-            <w:r>
-              <w:t xml:space="preserve">Standortangaben beim Statuswechsel</w:t>
-            </w:r>
-          </w:p>
-        </w:tc>
-        <w:tc>
-          <w:tcPr/>
-          <w:p>
-            <w:pPr>
-              <w:pStyle w:val="Compact"/>
-              <w:jc w:val="left"/>
-            </w:pPr>
-            <w:r>
-              <w:t xml:space="preserve">nach Einstellung des Kunden (Voreinstellung [90] Tage)</w:t>
+              <w:t xml:space="preserve">Abgeschlossene und stornierte Lieferungen mit Verlauf, Notizen, Dokumenten, Fotos und Unterschriften</w:t>
+            </w:r>
+          </w:p>
+        </w:tc>
+        <w:tc>
+          <w:tcPr/>
+          <w:p>
+            <w:pPr>
+              <w:pStyle w:val="Compact"/>
+              <w:jc w:val="left"/>
+            </w:pPr>
+            <w:r>
+              <w:t xml:space="preserve">nach Einstellung des Kunden (Voreinstellung 3 Jahre, einstellbar 1–10 Jahre), gerechnet ab der Zustellung bzw. Stornierung; spätere Änderungen (z. B. eine Notiz) verschieben die Frist nicht</w:t>
+            </w:r>
+          </w:p>
+        </w:tc>
+        <w:tc>
+          <w:tcPr/>
+          <w:p>
+            <w:pPr>
+              <w:pStyle w:val="Compact"/>
+              <w:jc w:val="left"/>
+            </w:pPr>
+            <w:r>
+              <w:t xml:space="preserve">automatische Löschung von Lieferung und Dateien (auch vom Datenträger) bei der stündlichen Wartung; eine Ausnahme einzelner Lieferungen (z. B. Streitfall) gibt es nicht</w:t>
+            </w:r>
+          </w:p>
+        </w:tc>
+      </w:tr>
+      <w:tr>
+        <w:tc>
+          <w:tcPr/>
+          <w:p>
+            <w:pPr>
+              <w:pStyle w:val="Compact"/>
+              <w:jc w:val="left"/>
+            </w:pPr>
+            <w:r>
+              <w:t xml:space="preserve">Einzelne Dokumente, die Büro oder Fahrer aus einer Lieferung entfernen</w:t>
+            </w:r>
+          </w:p>
+        </w:tc>
+        <w:tc>
+          <w:tcPr/>
+          <w:p>
+            <w:pPr>
+              <w:pStyle w:val="Compact"/>
+              <w:jc w:val="left"/>
+            </w:pPr>
+            <w:r>
+              <w:t xml:space="preserve">sofort</w:t>
+            </w:r>
+          </w:p>
+        </w:tc>
+        <w:tc>
+          <w:tcPr/>
+          <w:p>
+            <w:pPr>
+              <w:pStyle w:val="Compact"/>
+              <w:jc w:val="left"/>
+            </w:pPr>
+            <w:r>
+              <w:t xml:space="preserve">Datensatz und Datei auf dem Datenträger werden gelöscht, der belegte Speicher sinkt</w:t>
+            </w:r>
+          </w:p>
+        </w:tc>
+      </w:tr>
+      <w:tr>
+        <w:tc>
+          <w:tcPr/>
+          <w:p>
+            <w:pPr>
+              <w:pStyle w:val="Compact"/>
+              <w:jc w:val="left"/>
+            </w:pPr>
+            <w:r>
+              <w:t xml:space="preserve">Hochgeladene Dateien, die keiner Lieferung, keinem Logo und keiner Unterschrift zugeordnet sind</w:t>
+            </w:r>
+          </w:p>
+        </w:tc>
+        <w:tc>
+          <w:tcPr/>
+          <w:p>
+            <w:pPr>
+              <w:pStyle w:val="Compact"/>
+              <w:jc w:val="left"/>
+            </w:pPr>
+            <w:r>
+              <w:t xml:space="preserve">24 Stunden nach dem Upload</w:t>
+            </w:r>
+          </w:p>
+        </w:tc>
+        <w:tc>
+          <w:tcPr/>
+          <w:p>
+            <w:pPr>
+              <w:pStyle w:val="Compact"/>
+              <w:jc w:val="left"/>
+            </w:pPr>
+            <w:r>
+              <w:t xml:space="preserve">automatisch bei der stündlichen Wartung; Dateien auf dem Datenträger ohne Datensatz und abgebrochene Uploads nach 1 Stunde</w:t>
+            </w:r>
+          </w:p>
+        </w:tc>
+      </w:tr>
+      <w:tr>
+        <w:tc>
+          <w:tcPr/>
+          <w:p>
+            <w:pPr>
+              <w:pStyle w:val="Compact"/>
+              <w:jc w:val="left"/>
+            </w:pPr>
+            <w:r>
+              <w:t xml:space="preserve">Standortangaben in Statusmeldungen und Problemmeldungen</w:t>
+            </w:r>
+          </w:p>
+        </w:tc>
+        <w:tc>
+          <w:tcPr/>
+          <w:p>
+            <w:pPr>
+              <w:pStyle w:val="Compact"/>
+              <w:jc w:val="left"/>
+            </w:pPr>
+            <w:r>
+              <w:t xml:space="preserve">90 Tage nach der Meldung (fest)</w:t>
             </w:r>
           </w:p>
         </w:tc>
@@ -2911,31 +3956,31 @@
               <w:jc w:val="left"/>
             </w:pPr>
             <w:r>
-              <w:t xml:space="preserve">Stammdaten deaktivierter Fahrer</w:t>
-            </w:r>
-          </w:p>
-        </w:tc>
-        <w:tc>
-          <w:tcPr/>
-          <w:p>
-            <w:pPr>
-              <w:pStyle w:val="Compact"/>
-              <w:jc w:val="left"/>
-            </w:pPr>
-            <w:r>
-              <w:t xml:space="preserve">[3] Monate nach Deaktivierung</w:t>
-            </w:r>
-          </w:p>
-        </w:tc>
-        <w:tc>
-          <w:tcPr/>
-          <w:p>
-            <w:pPr>
-              <w:pStyle w:val="Compact"/>
-              <w:jc w:val="left"/>
-            </w:pPr>
-            <w:r>
-              <w:t xml:space="preserve">automatische Löschung; Name verbleibt in Lieferungen bis zu deren Löschung</w:t>
+              <w:t xml:space="preserve">Stammdaten ausgeschiedener Nutzer</w:t>
+            </w:r>
+          </w:p>
+        </w:tc>
+        <w:tc>
+          <w:tcPr/>
+          <w:p>
+            <w:pPr>
+              <w:pStyle w:val="Compact"/>
+              <w:jc w:val="left"/>
+            </w:pPr>
+            <w:r>
+              <w:t xml:space="preserve">bis der Admin die Person löscht</w:t>
+            </w:r>
+          </w:p>
+        </w:tc>
+        <w:tc>
+          <w:tcPr/>
+          <w:p>
+            <w:pPr>
+              <w:pStyle w:val="Compact"/>
+              <w:jc w:val="left"/>
+            </w:pPr>
+            <w:r>
+              <w:t xml:space="preserve">Anonymisierung: Name wird „Gelöschter Nutzer“; E-Mail, Telefon, Personalnummer, Führerscheinklasse, Notiz, Passwort- bzw. PIN-Hash, Schlüssel der Zwei-Faktor-Anmeldung, Einladungs-Token, Standort-Zustimmung und Mitteilungen werden gelöscht, Sitzungen und Push-Abonnements beendet; abgeschlossene Lieferungen behalten den Bezug. Eine automatische Löschung gesperrter Zugänge gibt es nicht.</w:t>
             </w:r>
           </w:p>
         </w:tc>
@@ -2961,7 +4006,7 @@
               <w:jc w:val="left"/>
             </w:pPr>
             <w:r>
-              <w:t xml:space="preserve">[90] Tage</w:t>
+              <w:t xml:space="preserve">90 Tage; höchstens 100 je Nutzer</w:t>
             </w:r>
           </w:p>
         </w:tc>
@@ -2999,7 +4044,7 @@
               <w:jc w:val="left"/>
             </w:pPr>
             <w:r>
-              <w:t xml:space="preserve">[12] Monate</w:t>
+              <w:t xml:space="preserve">3 Jahre; IP-Adressen und eingegebene Kennungen 90 Tage</w:t>
             </w:r>
           </w:p>
         </w:tc>
@@ -3037,7 +4082,7 @@
               <w:jc w:val="left"/>
             </w:pPr>
             <w:r>
-              <w:t xml:space="preserve">Abmeldung, PIN-Reset oder 90 Tage</w:t>
+              <w:t xml:space="preserve">Abmeldung; Passwortänderung (alle anderen Geräte); Reset von PIN oder Passwort, Sperren oder Löschen des Zugangs; Kündigung (Disponenten, Fahrer) bzw. Sperre und Ablauf (Fahrer) des Mandanten; sonst 90 Tage (Fahrer) bzw. 14 Tage (Büro, Lizenzgeber) ohne Nutzung</w:t>
             </w:r>
           </w:p>
         </w:tc>
@@ -3075,7 +4120,7 @@
               <w:jc w:val="left"/>
             </w:pPr>
             <w:r>
-              <w:t xml:space="preserve">Abmeldung, Widerruf im Browser oder Rückmeldung des Push-Dienstes, dass das Abonnement ungültig ist</w:t>
+              <w:t xml:space="preserve">Abmeldung in der App oder Schalter in der App; Passwortänderung, Reset von PIN oder Passwort, Sperren oder Löschen des Zugangs oder des Mandanten; mehr als 10 Abonnements je Person (das älteste); Rückmeldung des Push-Dienstes, dass das Abonnement ungültig ist</w:t>
             </w:r>
           </w:p>
         </w:tc>
@@ -3101,7 +4146,83 @@
               <w:jc w:val="left"/>
             </w:pPr>
             <w:r>
-              <w:t xml:space="preserve">Server-Protokolle mit IP-Adresse</w:t>
+              <w:t xml:space="preserve">Kennungen gegen doppeltes Senden mit dem gespeicherten Ergebnis der Aktion</w:t>
+            </w:r>
+          </w:p>
+        </w:tc>
+        <w:tc>
+          <w:tcPr/>
+          <w:p>
+            <w:pPr>
+              <w:pStyle w:val="Compact"/>
+              <w:jc w:val="left"/>
+            </w:pPr>
+            <w:r>
+              <w:t xml:space="preserve">7 Tage</w:t>
+            </w:r>
+          </w:p>
+        </w:tc>
+        <w:tc>
+          <w:tcPr/>
+          <w:p>
+            <w:pPr>
+              <w:pStyle w:val="Compact"/>
+              <w:jc w:val="left"/>
+            </w:pPr>
+            <w:r>
+              <w:t xml:space="preserve">automatisch</w:t>
+            </w:r>
+          </w:p>
+        </w:tc>
+      </w:tr>
+      <w:tr>
+        <w:tc>
+          <w:tcPr/>
+          <w:p>
+            <w:pPr>
+              <w:pStyle w:val="Compact"/>
+              <w:jc w:val="left"/>
+            </w:pPr>
+            <w:r>
+              <w:t xml:space="preserve">Einladungs-Token für Fahrer</w:t>
+            </w:r>
+          </w:p>
+        </w:tc>
+        <w:tc>
+          <w:tcPr/>
+          <w:p>
+            <w:pPr>
+              <w:pStyle w:val="Compact"/>
+              <w:jc w:val="left"/>
+            </w:pPr>
+            <w:r>
+              <w:t xml:space="preserve">bei der Anmeldung über den Link, sonst nach 14 Tagen ungültig; ein neuer PIN ersetzt es</w:t>
+            </w:r>
+          </w:p>
+        </w:tc>
+        <w:tc>
+          <w:tcPr/>
+          <w:p>
+            <w:pPr>
+              <w:pStyle w:val="Compact"/>
+              <w:jc w:val="left"/>
+            </w:pPr>
+            <w:r>
+              <w:t xml:space="preserve">automatisch</w:t>
+            </w:r>
+          </w:p>
+        </w:tc>
+      </w:tr>
+      <w:tr>
+        <w:tc>
+          <w:tcPr/>
+          <w:p>
+            <w:pPr>
+              <w:pStyle w:val="Compact"/>
+              <w:jc w:val="left"/>
+            </w:pPr>
+            <w:r>
+              <w:t xml:space="preserve">Zugriffsprotokolle des vorgeschalteten Webservers mit IP-Adresse</w:t>
             </w:r>
           </w:p>
         </w:tc>
@@ -3125,7 +4246,7 @@
               <w:jc w:val="left"/>
             </w:pPr>
             <w:r>
-              <w:t xml:space="preserve">automatisch</w:t>
+              <w:t xml:space="preserve">[automatisch]</w:t>
             </w:r>
           </w:p>
         </w:tc>
@@ -3163,7 +4284,7 @@
               <w:jc w:val="left"/>
             </w:pPr>
             <w:r>
-              <w:t xml:space="preserve">Löschung des Mandanten und aller Dateien, Bestätigung auf Verlangen</w:t>
+              <w:t xml:space="preserve">Der Lizenzgeber löscht den Mandanten in der Konsole (nur im Status „Gekündigt“, Bestätigung durch Eingabe des Firmencodes): Lieferungen, Dateien samt Verzeichnis auf dem Datenträger, Nutzer, Fahrzeuge, Mitteilungen, Audit-Log, Kennungen gegen doppeltes Senden, Sitzungen und Push-Abonnements. Im Protokoll des Lizenzgebers bleibt ein Eintrag mit Firmencode, Name und Anzahl der gelöschten Nutzer und Dateien. Die Frist überwacht der Anbieter; eine automatische Löschung gibt es nicht. Bestätigung auf Verlangen.</w:t>
             </w:r>
           </w:p>
         </w:tc>
@@ -3264,7 +4385,7 @@
         <w:pStyle w:val="Compact"/>
       </w:pPr>
       <w:r>
-        <w:t xml:space="preserve">Fahrer-Geräte mit Bildschirmsperre und Geräteverschlüsselung betreiben; die Offline-Warteschlange liegt unverschlüsselt im Speicher des Browsers und wird durch die Geräteverschlüsselung geschützt.</w:t>
+        <w:t xml:space="preserve">Fahrer-Geräte mit Bildschirmsperre und Geräteverschlüsselung betreiben; die Offline-Warteschlange (einschließlich Fotos und gegebenenfalls Standort) und die zwischengespeicherten Kontoangaben liegen unverschlüsselt im Speicher des Browsers und werden durch die Geräteverschlüsselung geschützt.</w:t>
       </w:r>
     </w:p>
     <w:p>
@@ -3276,7 +4397,7 @@
         <w:pStyle w:val="Compact"/>
       </w:pPr>
       <w:r>
-        <w:t xml:space="preserve">Bei Verlust eines Geräts PIN zurücksetzen; dadurch werden alle Sitzungen beendet.</w:t>
+        <w:t xml:space="preserve">Bei Verlust eines Geräts PIN bzw. Passwort zurücksetzen; dadurch enden alle Sitzungen und Push-Abonnements dieses Nutzers. Für Büro-Zugänge die Zwei-Faktor-Anmeldung empfehlen bzw. vorgeben (die Plattform erzwingt sie nicht).</w:t>
       </w:r>
     </w:p>
     <w:p>
@@ -3288,7 +4409,7 @@
         <w:pStyle w:val="Compact"/>
       </w:pPr>
       <w:r>
-        <w:t xml:space="preserve">Zugänge ausscheidender Mitarbeiter sofort deaktivieren.</w:t>
+        <w:t xml:space="preserve">Zugänge ausscheidender Mitarbeiter sofort sperren und löschen, sobald die Daten nicht mehr gebraucht werden; die Plattform löscht gesperrte Zugänge nicht von selbst.</w:t>
       </w:r>
     </w:p>
     <w:p>
@@ -3300,7 +4421,7 @@
         <w:pStyle w:val="Compact"/>
       </w:pPr>
       <w:r>
-        <w:t xml:space="preserve">Einladungslinks nicht in Gruppen-Chats teilen.</w:t>
+        <w:t xml:space="preserve">Einladungslinks nur an den jeweiligen Fahrer senden, nicht in Gruppen-Chats; ein Link gilt 14 Tage und für eine Anmeldung, zusammen mit der PIN.</w:t>
       </w:r>
     </w:p>
     <w:p>
@@ -3312,7 +4433,19 @@
         <w:pStyle w:val="Compact"/>
       </w:pPr>
       <w:r>
-        <w:t xml:space="preserve">Dokumente mit Aufbewahrungspflicht regelmäßig exportieren und GoBD-konform archivieren.</w:t>
+        <w:t xml:space="preserve">Dokumente mit Aufbewahrungspflicht regelmäßig exportieren und GoBD-konform archivieren. Die Löschfrist der Plattform zählt ab der Zustellung bzw. Stornierung einer Lieferung, nicht ab dem Ende des Kalenderjahres; eine kürzere Frist wirkt bei der nächsten stündlichen Wartung (die App zeigt vorher an, wie viele Lieferungen betroffen sind).</w:t>
+      </w:r>
+    </w:p>
+    <w:p>
+      <w:pPr>
+        <w:numPr>
+          <w:ilvl w:val="0"/>
+          <w:numId w:val="1001"/>
+        </w:numPr>
+        <w:pStyle w:val="Compact"/>
+      </w:pPr>
+      <w:r>
+        <w:t xml:space="preserve">Vor Vertragsende alle Daten als ZIP exportieren; nach der Löschung durch den Anbieter sind sie nicht wiederherstellbar.</w:t>
       </w:r>
     </w:p>
     <w:p>
@@ -3330,19 +4463,19 @@
         <w:t xml:space="preserve"> </w:t>
       </w:r>
       <w:r>
-        <w:t xml:space="preserve">Jede Zeile mit [U/G] vor Veröffentlichung bestätigen. Besonders prüfen: scrypt-Parameter, Gültigkeit der Einladungslinks, Entfernung von EXIF-Daten, lokale Auswertung der Fahrsperre, getrennte Löschfristen (in PLAN.md bisher nur</w:t>
+        <w:t xml:space="preserve">Zeilen mit U und G sind am 17.10.2026 mit dem Code abgeglichen; Zeilen mit [U/G] vor Veröffentlichung bestätigen. Seit der letzten Fassung umgesetzt: Zwei-Faktor-Anmeldung (optional), Hash-Speicherung der API-Schlüssel, einmalige und befristete Einladungslinks, Ende bestehender Sitzungen bei Sperre, Kündigung und Passwortänderung, Gerätezeit bei Offline-Schritten, Speicherkontingente, Löschen der Dateien vom Datenträger, Entschärfung von Formeln in CSV-Dateien. Offen sind insbesondere: Pflicht zur Zwei-Faktor-Anmeldung und verschlüsselte Speicherung ihres Schlüssels, Überlaufpuffer beim Speicher, Kennzeichnung offline erfasster Schritte, allgemeine Anfragebegrenzung, Verschlüsselung und Auslagerung der Sicherungen (</w:t>
+      </w:r>
+      <w:r>
+        <w:rPr>
+          <w:rStyle w:val="VerbatimChar"/>
+        </w:rPr>
+        <w:t xml:space="preserve">deploy/backup.sh</w:t>
       </w:r>
       <w:r>
         <w:t xml:space="preserve"> </w:t>
       </w:r>
       <w:r>
-        <w:rPr>
-          <w:rStyle w:val="VerbatimChar"/>
-        </w:rPr>
-        <w:t xml:space="preserve">retentionYears</w:t>
-      </w:r>
-      <w:r>
-        <w:t xml:space="preserve">), Verschlüsselung der Sicherungen, Zwei-Faktor-Authentifizierung für die Plattform-Konsole.</w:t>
+        <w:t xml:space="preserve">erzeugt nur ein unverschlüsseltes Archiv auf demselben Server). Gibt es diese Funktionen bei Veröffentlichung nicht, die G-Zeilen mit Termin versehen oder streichen.</w:t>
       </w:r>
     </w:p>
     <w:bookmarkEnd w:id="36"/>
